--- a/revisions/reviewer_2_20261030/manuscript_tracked.docx
+++ b/revisions/reviewer_2_20261030/manuscript_tracked.docx
@@ -4557,9 +4557,9 @@
       </w:ins>
     </w:p>
     <w:p>
-      <w:ins w:id="2200000" w:author="Manuscript revision" w:date="2026-10-22T10:00:00Z">
-        <w:r>
-          <w:t xml:space="preserve">The sibling diagnostic evaluates a development-exposed rule on known questions. Expansion changes the amount, content and order of selected evidence together; it does not isolate length or guarantee that every added clause is needed. Article labels can remain unchanged while evidence sufficiency changes. Automated completeness uses archived references and the same model as generation; it is not human verification or current-law accuracy. The archived corpus-answerability refusal score is not interpreted as justification of refusal given the exact selected passages. Human review separates passage sufficiency, completeness of supported information and refusal of unavailable detail. The prospective author-led input set is now frozen, with answer generation pending, as described below. His coauthor role and earlier exposure prevent calling it independent external validation.</w:t>
+      <w:ins w:id="2400000" w:author="Manuscript revision" w:date="2026-10-22T10:00:00Z">
+        <w:r>
+          <w:t xml:space="preserve">The sibling diagnostic evaluates a development-exposed rule on known questions. Expansion changes the amount, content and order of selected evidence together; it does not isolate length or guarantee that every added clause is needed. Article labels can remain unchanged while evidence sufficiency changes. Automated completeness uses archived references and the same model as generation; it is not human verification or current-law accuracy. The archived corpus-answerability refusal score is not interpreted as justification of refusal given the exact selected passages. Human review separates passage sufficiency, completeness of supported information and refusal of unavailable detail. The prospective author-led input set is frozen and all 40 answers have been generated; human outcome ratings remain pending, as described below. His coauthor role and earlier exposure prevent calling it independent external validation.</w:t>
         </w:r>
       </w:ins>
     </w:p>
@@ -4567,9 +4567,9 @@
     <w:p/>
     <w:p/>
     <w:p>
-      <w:ins w:id="2200001" w:author="Manuscript revision" w:date="2026-10-22T10:00:00Z">
-        <w:r>
-          <w:t xml:space="preserve">A prospective author-led feasibility test of 20 bilingual pairs (40 rows; 12 answerable, four partly answerable and four unanswerable pairs) was frozen before answer generation on 30 October 2026. Questions and references were AI-authored after exposure to earlier development material and personally reviewed by coauthor H.L.R.J.; the corresponding author confirmed review of the final three pairs, including the Article 18 facilities alternative, on 29 October. The earlier plan for human-authored questions was not achieved and is disclosed as a protocol departure. No substantive reuse was identified in the final AI-assisted screening, which cannot certify semantic independence. Questions explicitly concern named archived regulatory texts; the unchanged six-document index may retrieve historical or other-document passages, which do not substitute for support from the named regulation. Questions, classifications, references, source eligibility and the original pipeline were hashed before any answers. No validation answers or new outcome ratings have yet been produced. Supplementary audit S26 records the freeze and approval provenance; the study is author-led, not independent external validation.</w:t>
+      <w:ins w:id="2400001" w:author="Manuscript revision" w:date="2026-10-22T10:00:00Z">
+        <w:r>
+          <w:t xml:space="preserve">A prospective author-led feasibility test of 20 bilingual pairs (40 rows; 12 answerable, four partly answerable and four unanswerable pairs) was frozen before answer generation on 30 October 2026. Questions and references were AI-authored after exposure to earlier development material and personally reviewed by coauthor H.L.R.J.; the corresponding author confirmed review of the final three pairs, including the Article 18 facilities alternative, on 29 October. The earlier plan for human-authored questions was not achieved and is disclosed as a protocol departure. No substantive reuse was identified in the final AI-assisted screening, which cannot certify semantic independence. Questions explicitly concern named archived regulatory texts; the unchanged six-document index may retrieve historical or other-document passages, which do not substitute for support from the named regulation. Questions, classifications, references, source eligibility and the original pipeline were hashed before answers. All 40 answers were subsequently generated with gemini-3.5-flash-lite at temperature 0.2 in 40 successful calls, without retries, repairs or automated judging. Human answer-quality ratings remain pending. Supplementary audits S26 and S27 record the freeze, execution and review plan; this is author-led feasibility work, not independent external validation.</w:t>
         </w:r>
       </w:ins>
     </w:p>

--- a/revisions/reviewer_2_20261030/manuscript_tracked.docx
+++ b/revisions/reviewer_2_20261030/manuscript_tracked.docx
@@ -4570,6 +4570,14 @@
       <w:ins w:id="2400001" w:author="Manuscript revision" w:date="2026-10-22T10:00:00Z">
         <w:r>
           <w:t xml:space="preserve">A prospective author-led feasibility test of 20 bilingual pairs (40 rows; 12 answerable, four partly answerable and four unanswerable pairs) was frozen before answer generation on 30 October 2026. Questions and references were AI-authored after exposure to earlier development material and personally reviewed by coauthor H.L.R.J.; the corresponding author confirmed review of the final three pairs, including the Article 18 facilities alternative, on 29 October. The earlier plan for human-authored questions was not achieved and is disclosed as a protocol departure. No substantive reuse was identified in the final AI-assisted screening, which cannot certify semantic independence. Questions explicitly concern named archived regulatory texts; the unchanged six-document index may retrieve historical or other-document passages, which do not substitute for support from the named regulation. Questions, classifications, references, source eligibility and the original pipeline were hashed before answers. All 40 answers were subsequently generated with gemini-3.5-flash-lite at temperature 0.2 in 40 successful calls, without retries, repairs or automated judging. Human answer-quality ratings remain pending. Supplementary audits S26 and S27 record the freeze, execution and review plan; this is author-led feasibility work, not independent external validation.</w:t>
+        </w:r>
+      </w:ins>
+    </w:p>
+    <w:p>
+      <w:pPr/>
+      <w:ins w:id="2600001" w:author="Manuscript revision" w:date="2026-10-22T10:00:00Z">
+        <w:r>
+          <w:t xml:space="preserve">A clause-level source audit also identified reference issues beyond whole-article repeal. COMPLEX_02_PT/EN still require transport-chain validation under RDC 55/2010 Article 31 although item X is displayed as revoked by RDC 948/2024 Article 59(II); removal from that provision does not establish absence of transport duties elsewhere. A separate completeness concern in COMPLEX_09_PT/EN concerns notified versus registered devices and omitted exemption conditions. Among the 154 original rows outside the 46 replacement-parent rows, 12 rows in six pairs were flagged for surviving-article amendments or partial repeals; 102 had no marker flag and 40 required answerability/scope review. These are screening categories, not adjudicated error counts. Four other flagged pairs had no clause correction identified. Proposed references remain separate and unapproved, with no corrected performance estimate. Supplementary audit S28 reports the checks and failed full-source capture attempts; current-law validity remains unresolved.</w:t>
         </w:r>
       </w:ins>
     </w:p>

--- a/revisions/reviewer_2_20261030/manuscript_tracked.docx
+++ b/revisions/reviewer_2_20261030/manuscript_tracked.docx
@@ -4577,7 +4577,7 @@
       <w:pPr/>
       <w:ins w:id="2600001" w:author="Manuscript revision" w:date="2026-10-22T10:00:00Z">
         <w:r>
-          <w:t xml:space="preserve">A clause-level source audit also identified reference issues beyond whole-article repeal. COMPLEX_02_PT/EN still require transport-chain validation under RDC 55/2010 Article 31 although item X is displayed as revoked by RDC 948/2024 Article 59(II); removal from that provision does not establish absence of transport duties elsewhere. A separate completeness concern in COMPLEX_09_PT/EN concerns notified versus registered devices and omitted exemption conditions. Among the 154 original rows outside the 46 replacement-parent rows, 12 rows in six pairs were flagged for surviving-article amendments or partial repeals; 102 had no marker flag and 40 required answerability/scope review. These are screening categories, not adjudicated error counts. Four other flagged pairs had no clause correction identified. Proposed references remain separate and unapproved, with no corrected performance estimate. Supplementary audit S28 reports the checks and failed full-source capture attempts; current-law validity remains unresolved.</w:t>
+          <w:t xml:space="preserve">A clause-level source audit also identified reference issues beyond whole-article repeal. COMPLEX_02_PT/EN still require transport-chain validation under RDC 55/2010 Article 31 although item X is displayed as revoked by RDC 948/2024 Article 59(II); removal from that provision does not establish absence of transport duties elsewhere. A separate completeness concern in COMPLEX_09_PT/EN concerns notified versus registered devices and omitted exemption conditions. Among the 154 original rows outside the 46 replacement-parent rows, 12 rows in six pairs were flagged for surviving-article amendments or partial repeals; 102 had no marker flag and 40 required answerability/scope review. These are screening categories, not adjudicated error counts. Four other flagged pairs had no clause correction identified. Proposed references remain separate and unapproved, with no corrected performance estimate. Supplementary audit S28 reports the checks and successful browser recapture of all seven displayed consolidated texts after direct-download failures. No substantive token change from the October 24 snapshots was detected; current-law applicability remains unresolved.</w:t>
         </w:r>
       </w:ins>
     </w:p>

--- a/revisions/reviewer_2_20261030/manuscript_tracked.docx
+++ b/revisions/reviewer_2_20261030/manuscript_tracked.docx
@@ -4578,6 +4578,14 @@
       <w:ins w:id="2600001" w:author="Manuscript revision" w:date="2026-10-22T10:00:00Z">
         <w:r>
           <w:t xml:space="preserve">A clause-level source audit also identified reference issues beyond whole-article repeal. COMPLEX_02_PT/EN still require transport-chain validation under RDC 55/2010 Article 31 although item X is displayed as revoked by RDC 948/2024 Article 59(II); removal from that provision does not establish absence of transport duties elsewhere. A separate completeness concern in COMPLEX_09_PT/EN concerns notified versus registered devices and omitted exemption conditions. Among the 154 original rows outside the 46 replacement-parent rows, 12 rows in six pairs were flagged for surviving-article amendments or partial repeals; 102 had no marker flag and 40 required answerability/scope review. These are screening categories, not adjudicated error counts. Four other flagged pairs had no clause correction identified. Proposed references remain separate and unapproved, with no corrected performance estimate. Supplementary audit S28 reports the checks and successful browser recapture of all seven displayed consolidated texts after direct-download failures. No substantive token change from the October 24 snapshots was detected; current-law applicability remains unresolved.</w:t>
+        </w:r>
+      </w:ins>
+    </w:p>
+    <w:p>
+      <w:pPr/>
+      <w:ins w:id="2900000" w:author="Manuscript revision" w:date="2026-10-22T10:00:00Z">
+        <w:r>
+          <w:t xml:space="preserve">The dependency review covered all 46 replacement drafts (23 bilingual pairs). Twelve pairs were supported within their stated scope, nine required scope qualifications, and two had new correction proposals. The August 2026 Anvisa FAQ distinguishes direct site import of lab kits from the preapproval distribution restriction on investigational medicines; a 2026 biosimilar note also exempts development limited to comparative pharmacokinetic relative-bioavailability studies from DDCM submission. These findings require separate bilingual question/reference revisions for DR8_DIRECT_06 and DR8BIO_DIRECT_20. Filing-date transitions, category-specific rules, separate sponsor and institutional duties, and current foreign-authority and filing guidance were documented in supplementary audit S30. These are AI-assisted desk-review dispositions, not human-adjudicated error rates or exhaustive current-law certification. Proposed gold revisions remain unapproved, and no corrected accuracy is reported.</w:t>
         </w:r>
       </w:ins>
     </w:p>

--- a/revisions/reviewer_2_20261030/manuscript_tracked.docx
+++ b/revisions/reviewer_2_20261030/manuscript_tracked.docx
@@ -4583,9 +4583,9 @@
     </w:p>
     <w:p>
       <w:pPr/>
-      <w:ins w:id="2900000" w:author="Manuscript revision" w:date="2026-10-22T10:00:00Z">
-        <w:r>
-          <w:t xml:space="preserve">The dependency review covered all 46 replacement drafts (23 bilingual pairs). Twelve pairs were supported within their stated scope, nine required scope qualifications, and two had new correction proposals. The August 2026 Anvisa FAQ distinguishes direct site import of lab kits from the preapproval distribution restriction on investigational medicines; a 2026 biosimilar note also exempts development limited to comparative pharmacokinetic relative-bioavailability studies from DDCM submission. These findings require separate bilingual question/reference revisions for DR8_DIRECT_06 and DR8BIO_DIRECT_20. Filing-date transitions, category-specific rules, separate sponsor and institutional duties, and current foreign-authority and filing guidance were documented in supplementary audit S30. These are AI-assisted desk-review dispositions, not human-adjudicated error rates or exhaustive current-law certification. Proposed gold revisions remain unapproved, and no corrected accuracy is reported.</w:t>
+      <w:ins w:id="3100000" w:author="Manuscript revision" w:date="2026-10-22T10:00:00Z">
+        <w:r>
+          <w:t xml:space="preserve">The dependency review covered all 46 replacement drafts (23 bilingual pairs). Twelve pairs were supported within their stated scope, nine required qualifications, and two generated revised-task proposals. A subsequent AI quality review checked eight revised rows across four pairs against the cited provisions, conditions and Portuguese–English wording. It restricted the lab-kit exception to participant screening and made preservative-efficacy wording conditional. Three pairs change question scope, including adding the PK-only biosimilar DDCM exception to a question originally limited to Articles 2–3; these changes are not retrospective proof of scoring errors in the original tasks. A separate inactive working collection contains 50 rows. Supplementary audits S30 and S31 document the findings and versions. This is AI review, not human verification or independent validation, and no corrected accuracy is reported.</w:t>
         </w:r>
       </w:ins>
     </w:p>

--- a/revisions/reviewer_2_20261030/manuscript_tracked.docx
+++ b/revisions/reviewer_2_20261030/manuscript_tracked.docx
@@ -4575,17 +4575,17 @@
     </w:p>
     <w:p>
       <w:pPr/>
-      <w:ins w:id="2600001" w:author="Manuscript revision" w:date="2026-10-22T10:00:00Z">
-        <w:r>
-          <w:t xml:space="preserve">A clause-level source audit also identified reference issues beyond whole-article repeal. COMPLEX_02_PT/EN still require transport-chain validation under RDC 55/2010 Article 31 although item X is displayed as revoked by RDC 948/2024 Article 59(II); removal from that provision does not establish absence of transport duties elsewhere. A separate completeness concern in COMPLEX_09_PT/EN concerns notified versus registered devices and omitted exemption conditions. Among the 154 original rows outside the 46 replacement-parent rows, 12 rows in six pairs were flagged for surviving-article amendments or partial repeals; 102 had no marker flag and 40 required answerability/scope review. These are screening categories, not adjudicated error counts. Four other flagged pairs had no clause correction identified. Proposed references remain separate and unapproved, with no corrected performance estimate. Supplementary audit S28 reports the checks and successful browser recapture of all seven displayed consolidated texts after direct-download failures. No substantive token change from the October 24 snapshots was detected; current-law applicability remains unresolved.</w:t>
+      <w:ins w:id="3400000" w:author="Manuscript revision" w:date="2026-10-22T10:00:00Z">
+        <w:r>
+          <w:t xml:space="preserve">A clause-level source audit also identified reference issues beyond whole-article repeal. COMPLEX_02_PT/EN still require transport-chain validation under RDC 55/2010 Article 31 although item X is displayed as revoked by RDC 948/2024 Article 59(II); removal from that provision does not establish absence of transport duties elsewhere. A separate completeness concern in COMPLEX_09_PT/EN concerns notified versus registered devices and omitted exemption conditions. Among the 154 original rows outside the 46 replacement-parent rows, 12 rows in six pairs were flagged for surviving-article amendments or partial repeals; 102 had no marker flag and 40 required answerability/scope review. These are screening categories, not adjudicated error counts. Four other flagged pairs had no clause correction identified. The four separate reference proposals were subsequently quality reviewed and author approved (S31); no corrected performance estimate is reported. Supplementary audit S28 reports the checks and successful browser recapture of all seven displayed consolidated texts after direct-download failures. No substantive token change from the October 24 snapshots was detected; current-law applicability remains unresolved.</w:t>
         </w:r>
       </w:ins>
     </w:p>
     <w:p>
       <w:pPr/>
-      <w:ins w:id="3100000" w:author="Manuscript revision" w:date="2026-10-22T10:00:00Z">
-        <w:r>
-          <w:t xml:space="preserve">The dependency review covered all 46 replacement drafts (23 bilingual pairs). Twelve pairs were supported within their stated scope, nine required qualifications, and two generated revised-task proposals. A subsequent AI quality review checked eight revised rows across four pairs against the cited provisions, conditions and Portuguese–English wording. It restricted the lab-kit exception to participant screening and made preservative-efficacy wording conditional. Three pairs change question scope, including adding the PK-only biosimilar DDCM exception to a question originally limited to Articles 2–3; these changes are not retrospective proof of scoring errors in the original tasks. A separate inactive working collection contains 50 rows. Supplementary audits S30 and S31 document the findings and versions. This is AI review, not human verification or independent validation, and no corrected accuracy is reported.</w:t>
+      <w:ins w:id="3300000" w:author="Manuscript revision" w:date="2026-10-22T10:00:00Z">
+        <w:r>
+          <w:t xml:space="preserve">The dependency review covered all 46 replacement drafts (23 bilingual pairs). Twelve pairs were supported within their stated scope, nine required qualifications, and two generated revised-task proposals. A subsequent quality review checked eight revised rows across four pairs against the cited provisions, conditions and Portuguese–English wording; the author approved these revised references on 30 October 2026. The revisions restrict the lab-kit exception to participant screening and make preservative-efficacy wording conditional. Three pairs change question scope, including adding the PK-only biosimilar DDCM exception to a question originally limited to Articles 2–3; these changes are not retrospective proof of scoring errors in the original tasks. A separate inactive working collection contains 50 rows. Supplementary audits S30 and S31 document the findings and versions. No corrected accuracy or independent validation is reported.</w:t>
         </w:r>
       </w:ins>
     </w:p>

--- a/revisions/reviewer_2_20261030/manuscript_tracked.docx
+++ b/revisions/reviewer_2_20261030/manuscript_tracked.docx
@@ -5950,6 +5950,17 @@
       </w:ins>
     </w:p>
     <w:p>
+      <w:ins w:id="7000000" w:author="Manuscript revision" w:date="2026-10-30T22:16:17.383788+00:00">
+        <w:r>
+          <w:rPr>
+            <w:rFonts w:ascii="Arial" w:hAnsi="Arial" w:eastAsia="Arial" w:cs="Arial"/>
+            <w:color w:val="000000"/>
+          </w:rPr>
+          <w:t xml:space="preserve">Exploratory partial-answer prompt comparison. After inspecting the frozen-test failures, we selected all eight partly answerable questions and eight answerable plus four unanswerable controls (20 questions in ten bilingual pairs). Each question received one newly generated answer under each of two prompts, for 40 calls. Only rules 5 and 6 changed: the revised prompt permitted supported requested information with an explicit statement of the unavailable detail. Exact passages, questions, other rules, model and temperature were held fixed. The run used gemini-3.5-flash-lite at temperature 0.2, randomized interleaved order with seed 20261030, and no repairs or external judge calls. Outcomes were inspected locally with AI assistance against exact passages and frozen references, without new human ratings. This is a selected development diagnostic with one repeat per condition, not independent validation; S33 retains the protocol, outputs and adverse findings.</w:t>
+        </w:r>
+      </w:ins>
+    </w:p>
+    <w:p>
       <w:pPr>
         <w:pStyle w:val="Heading1"/>
       </w:pPr>
@@ -8220,6 +8231,17 @@
       </w:ins>
     </w:p>
     <w:p>
+      <w:ins w:id="7000001" w:author="Manuscript revision" w:date="2026-10-30T22:16:17.386044+00:00">
+        <w:r>
+          <w:rPr>
+            <w:rFonts w:ascii="Arial" w:hAnsi="Arial" w:eastAsia="Arial" w:cs="Arial"/>
+            <w:color w:val="000000"/>
+          </w:rPr>
+          <w:t xml:space="preserve">In the exploratory prompt comparison, AI-assisted inspection found that all requested information actually present in the passages was supplied in 1/5 evidence-eligible partly answerable outputs under the original prompt and 5/5 under the revised prompt. Explicit identification of unavailable detail changed from 1/8 to 6/8 partly answerable outputs, and blanket refusals from 7/8 to 2/8. Full frozen-task success changed from 0/4 to 1/4 partly answerable pairs and from 3/10 to 4/10 pairs overall; answerable and unanswerable control success remained 1/4 and 2/2 pairs in both conditions. These are provisional AI-assisted development counts, not Howard ratings or revised primary scores. Missing passages persisted. The revised prompt produced a wrong-plan answer in AV_008 English, an unrequested API definition in AV_013 Portuguese, three blanket refusals with prohibited citations, and a Portuguese answer to AV_016 English where the original prompt answered in English. Requested-language compliance was 17/20 versus 18/20 overall, concealing that individual regression. No general repair, independent improvement or current-law validity is established.</w:t>
+        </w:r>
+      </w:ins>
+    </w:p>
+    <w:p>
       <w:pPr>
         <w:pStyle w:val="Heading2"/>
       </w:pPr>
@@ -9704,6 +9726,17 @@
     <w:p/>
     <w:p/>
     <w:p/>
+    <w:p>
+      <w:ins w:id="7000002" w:author="Manuscript revision" w:date="2026-10-30T22:16:17.387864+00:00">
+        <w:r>
+          <w:rPr>
+            <w:rFonts w:ascii="Arial" w:hAnsi="Arial" w:eastAsia="Arial" w:cs="Arial"/>
+            <w:color w:val="000000"/>
+          </w:rPr>
+          <w:t xml:space="preserve">The exploratory partial-answer prompt comparison improved delivery of some supported information but retained passage gaps and introduced undesirable answer behavior. Its one-repeat, unblinded AI-assisted inspection cannot replace human validation, and its selected subset results do not change the original 10/20 author-reviewed pair outcome. No revised prompt was deployed from this diagnostic.</w:t>
+        </w:r>
+      </w:ins>
+    </w:p>
     <w:p>
       <w:ins w:id="4000168" w:author="Manuscript revision" w:date="2026-10-30T21:39:11.188134+00:00">
         <w:r>

--- a/revisions/reviewer_2_20261030/manuscript_tracked.docx
+++ b/revisions/reviewer_2_20261030/manuscript_tracked.docx
@@ -9727,13 +9727,13 @@
     <w:p/>
     <w:p/>
     <w:p>
-      <w:ins w:id="7000002" w:author="Manuscript revision" w:date="2026-10-30T22:16:17.387864+00:00">
-        <w:r>
-          <w:rPr>
-            <w:rFonts w:ascii="Arial" w:hAnsi="Arial" w:eastAsia="Arial" w:cs="Arial"/>
-            <w:color w:val="000000"/>
-          </w:rPr>
-          <w:t xml:space="preserve">The exploratory partial-answer prompt comparison improved delivery of some supported information but retained passage gaps and introduced undesirable answer behavior. Its one-repeat, unblinded AI-assisted inspection cannot replace human validation, and its selected subset results do not change the original 10/20 author-reviewed pair outcome. No revised prompt was deployed from this diagnostic.</w:t>
+      <w:ins w:id="8000000" w:author="Manuscript revision" w:date="2026-10-30T22:34:15.446305+00:00">
+        <w:r>
+          <w:rPr>
+            <w:rFonts w:ascii="Arial" w:hAnsi="Arial" w:eastAsia="Arial" w:cs="Arial"/>
+            <w:color w:val="000000"/>
+          </w:rPr>
+          <w:t xml:space="preserve">The exploratory prompt comparison supports the blanket-refusal policy as one contributor to omitted supported information: with identical passages, AI-assisted inspection found coverage of all available requested content in 1/5 eligible partly answerable outputs under the original prompt and 5/5 under the revision. It does not establish that instruction wording alone explains the failures. Required clauses remained absent, limiting full-task partly answerable success to 1/4 bilingual pairs under the revision. Permitting partial answers also produced related but unrequested content, including a Risk Minimization Plan instead of a contingency plan and an API definition instead of dossier requirements. These cases suggest that source support and relevance to the exact requested task need separate checks. Portuguese answers to English questions and citations appended to blanket refusals show additional instruction-compliance failures. Influence of Portuguese source text on response language is a possible explanation, not an isolated experimental finding. The original prompt itself produced one useful partial answer, demonstrating that the refusal instruction did not determine every output. One generation per condition, changed prompt wording and length, and unblinded AI-assisted inspection leave stochastic variation and interacting instructions unresolved. The diagnostic supports a mixed, limited explanation; it does not establish a reliable repair or change the original 10/20 human-reviewed result. No revised prompt was deployed.</w:t>
         </w:r>
       </w:ins>
     </w:p>

--- a/revisions/reviewer_2_20261030/manuscript_tracked.docx
+++ b/revisions/reviewer_2_20261030/manuscript_tracked.docx
@@ -9727,13 +9727,13 @@
     <w:p/>
     <w:p/>
     <w:p>
-      <w:ins w:id="8000000" w:author="Manuscript revision" w:date="2026-10-30T22:34:15.446305+00:00">
-        <w:r>
-          <w:rPr>
-            <w:rFonts w:ascii="Arial" w:hAnsi="Arial" w:eastAsia="Arial" w:cs="Arial"/>
-            <w:color w:val="000000"/>
-          </w:rPr>
-          <w:t xml:space="preserve">The exploratory prompt comparison supports the blanket-refusal policy as one contributor to omitted supported information: with identical passages, AI-assisted inspection found coverage of all available requested content in 1/5 eligible partly answerable outputs under the original prompt and 5/5 under the revision. It does not establish that instruction wording alone explains the failures. Required clauses remained absent, limiting full-task partly answerable success to 1/4 bilingual pairs under the revision. Permitting partial answers also produced related but unrequested content, including a Risk Minimization Plan instead of a contingency plan and an API definition instead of dossier requirements. These cases suggest that source support and relevance to the exact requested task need separate checks. Portuguese answers to English questions and citations appended to blanket refusals show additional instruction-compliance failures. Influence of Portuguese source text on response language is a possible explanation, not an isolated experimental finding. The original prompt itself produced one useful partial answer, demonstrating that the refusal instruction did not determine every output. One generation per condition, changed prompt wording and length, and unblinded AI-assisted inspection leave stochastic variation and interacting instructions unresolved. The diagnostic supports a mixed, limited explanation; it does not establish a reliable repair or change the original 10/20 human-reviewed result. No revised prompt was deployed.</w:t>
+      <w:ins w:id="9000000" w:author="Manuscript revision" w:date="2026-10-31T08:25:19.939237+00:00">
+        <w:r>
+          <w:rPr>
+            <w:rFonts w:ascii="Arial" w:hAnsi="Arial" w:eastAsia="Arial" w:cs="Arial"/>
+            <w:color w:val="000000"/>
+          </w:rPr>
+          <w:t xml:space="preserve">A controlled development follow-up used 213 unique generations with three repeats per fixed condition, no external judge, and local unblinded AI-assisted inspection (Supplementary S34). For AV_015, both languages, the original policy refused in 6/6 saved-context responses, whereas the revised policy provided supported update triggers and electronic submission while identifying the absent deadline in 6/6; unrelated appended text reproduced this contrast. For AV_014, direct clauses recovered the literature-evidence requirement in 6/6 revised responses, compared with canonical refusals in 6/6 saved and 6/6 length-control responses. This was component recovery, not full-task success. For AV_008 English, all 18 responses with direct Article 9 evidence answered the contingency-plan task despite related or unrelated appended passages; all six without Article 9 discussed the Risk Minimization Plan, including three with a relevance reminder. An explicit refusal branch reduced cited canonical refusals from 8/9 to 0/9 on three selected questions. All 36 minimal-context language responses were English, so translation and a stronger language reminder showed no incremental benefit. Identical prompts still varied in response language and refusal behavior. Missing clauses and refusal policy contributed to these selected failures, but neither explains every error. Source-language effects in complex contexts, interactions between instructions, and generalization remain unresolved. These development tests do not establish a reliable repair or change the original 10/20 human-reviewed bilingual-pair result. No revised prompt was deployed.</w:t>
         </w:r>
       </w:ins>
     </w:p>

--- a/revisions/reviewer_2_20261030/manuscript_tracked.docx
+++ b/revisions/reviewer_2_20261030/manuscript_tracked.docx
@@ -5961,6 +5961,17 @@
       </w:ins>
     </w:p>
     <w:p>
+      <w:ins w:id="10000000" w:author="Manuscript revision" w:date="2026-10-31T08:57:22.632579+00:00">
+        <w:r>
+          <w:rPr>
+            <w:rFonts w:ascii="Arial" w:hAnsi="Arial" w:eastAsia="Arial" w:cs="Arial"/>
+            <w:color w:val="000000"/>
+          </w:rPr>
+          <w:t xml:space="preserve">Combined evidence and instruction comparison. We subsequently tested all 40 frozen development questions, comprising 20 bilingual pairs, under the original saved condition and a combined condition, with three fresh repeats per question and condition (240 generations; S35). The combined condition retained the saved passages, appended manually selected complete relevant archived articles for the 32 answerable or partly answerable questions, and revised partial-answer, refusal, relevance, language and literal-citation instructions. Unanswerable controls received no added passages. Model and temperature remained gemini-3.5-flash-lite and 0.2; the frozen randomized order used seed 2026103101. No external judge or repair calls were made. Full-task assessment used unchanged frozen reference components, missing-detail requirements, language and citation criteria, with local unblinded AI-assisted inspection and no new human rating. Each repeat was scored by bilingual pair. Paired 95% bootstrap intervals resampled the 20 pair IDs 10000 times while retaining both languages, conditions and all repeats. This manually supplemented evidence comparison is a development diagnostic, not an evaluation of an improved retrieval system.</w:t>
+        </w:r>
+      </w:ins>
+    </w:p>
+    <w:p>
       <w:pPr>
         <w:pStyle w:val="Heading1"/>
       </w:pPr>
@@ -8242,6 +8253,17 @@
       </w:ins>
     </w:p>
     <w:p>
+      <w:ins w:id="10000001" w:author="Manuscript revision" w:date="2026-10-31T08:57:22.634234+00:00">
+        <w:r>
+          <w:rPr>
+            <w:rFonts w:ascii="Arial" w:hAnsi="Arial" w:eastAsia="Arial" w:cs="Arial"/>
+            <w:color w:val="000000"/>
+          </w:rPr>
+          <w:t xml:space="preserve">The combined comparison completed all 240 generations in 240 successful attempts. Full-task bilingual-pair success was 8/20, 9/20 and 9/20 under the original condition, versus 14/20, 15/20 and 14/20 under the combined condition across the three repeats. Mean pair success across repeats changed from 43.3% to 71.7%, a paired difference of 28.3 percentage points (descriptive 95% pair-cluster bootstrap interval 10.0 to 48.3). Seven of 20 original-condition pairs and 14/20 combined-condition pairs passed all three repeats. Combined-condition answerable pairs passed 10/12 in every repeat, and unanswerable pairs 4/4; partly answerable pairs passed 0/4, 1/4 and 0/4, with none passing all repeats. Wrong-language outputs decreased from 16/120 to 3/120, but literal-citation format failures increased from 5/120 to 7/120. The original 120 and combined 120 outputs contain repeated responses to the same 40 questions and are not independent samples. These provisional AI-assisted outcomes do not replace Howard’s original 10/20 assessment.</w:t>
+        </w:r>
+      </w:ins>
+    </w:p>
+    <w:p>
       <w:pPr>
         <w:pStyle w:val="Heading2"/>
       </w:pPr>
@@ -9734,6 +9756,17 @@
             <w:color w:val="000000"/>
           </w:rPr>
           <w:t xml:space="preserve">A controlled development follow-up used 213 unique generations with three repeats per fixed condition, no external judge, and local unblinded AI-assisted inspection (Supplementary S34). For AV_015, both languages, the original policy refused in 6/6 saved-context responses, whereas the revised policy provided supported update triggers and electronic submission while identifying the absent deadline in 6/6; unrelated appended text reproduced this contrast. For AV_014, direct clauses recovered the literature-evidence requirement in 6/6 revised responses, compared with canonical refusals in 6/6 saved and 6/6 length-control responses. This was component recovery, not full-task success. For AV_008 English, all 18 responses with direct Article 9 evidence answered the contingency-plan task despite related or unrelated appended passages; all six without Article 9 discussed the Risk Minimization Plan, including three with a relevance reminder. An explicit refusal branch reduced cited canonical refusals from 8/9 to 0/9 on three selected questions. All 36 minimal-context language responses were English, so translation and a stronger language reminder showed no incremental benefit. Identical prompts still varied in response language and refusal behavior. Missing clauses and refusal policy contributed to these selected failures, but neither explains every error. Source-language effects in complex contexts, interactions between instructions, and generalization remain unresolved. These development tests do not establish a reliable repair or change the original 10/20 human-reviewed bilingual-pair result. No revised prompt was deployed.</w:t>
+        </w:r>
+      </w:ins>
+    </w:p>
+    <w:p>
+      <w:ins w:id="10000002" w:author="Manuscript revision" w:date="2026-10-31T08:57:22.635893+00:00">
+        <w:r>
+          <w:rPr>
+            <w:rFonts w:ascii="Arial" w:hAnsi="Arial" w:eastAsia="Arial" w:cs="Arial"/>
+            <w:color w:val="000000"/>
+          </w:rPr>
+          <w:t xml:space="preserve">The combined comparison shows that supplying complete archived clauses and revising instructions can improve full-task performance on known development questions, but it leaves a clear partly answerable failure. The combined answers recovered the seven API-list categories, the low-risk literature requirement and the certificate-validity condition; they still omitted frozen secondary reference components such as the complementary-act deferral, general phase-3 risk framing and certificate-copy requirement. These components are retained for comparability and distinguished from the narrower question content. One Portuguese AV_014 response also omitted the unavailable indexing-database detail. All three combined AV_016 English responses remained Portuguese. Literal citation suffixes persisted, and two combined AV_011 English responses misapplied the product exceptions to requiring phase III studies rather than to comparative design. A Portuguese response also added an unverifiable claim about which chapter details were present. Thus the overall gain does not establish a reliable partial-answer repair. Because relevant complete articles were selected manually and multiple instructions changed together, the experiment cannot identify a repaired retrieval algorithm or separate effects of each change. The interval describes variation across the selected development pairs under provisional inspection; it does not establish independent generalization, human-validated improvement or current-law applicability. No repair was deployed.</w:t>
         </w:r>
       </w:ins>
     </w:p>

--- a/revisions/reviewer_2_20261030/manuscript_tracked.docx
+++ b/revisions/reviewer_2_20261030/manuscript_tracked.docx
@@ -952,7 +952,7 @@
         </w:rPr>
         <w:t xml:space="preserve">Results. The</w:t>
       </w:r>
-      <w:del w:id="4000053" w:author="Manuscript revision" w:date="2026-10-30T21:39:11.181453+00:00">
+      <w:del w:id="11000004" w:author="Manuscript revision" w:date="2026-10-31T14:37:14.735150+00:00">
         <w:r>
           <w:rPr>
             <w:rFonts w:ascii="Arial" w:hAnsi="Arial" w:eastAsia="Arial" w:cs="Arial"/>
@@ -966,25 +966,84 @@
           <w:rFonts w:ascii="Arial" w:hAnsi="Arial" w:eastAsia="Arial" w:cs="Arial"/>
           <w:color w:val="000000"/>
         </w:rPr>
-        <w:t xml:space="preserve"> index contained 382</w:t>
-      </w:r>
-      <w:del w:id="4000054" w:author="Manuscript revision" w:date="2026-10-30T21:39:11.181469+00:00">
-        <w:r>
-          <w:rPr>
-            <w:rFonts w:ascii="Arial" w:hAnsi="Arial" w:eastAsia="Arial" w:cs="Arial"/>
-            <w:color w:val="000000"/>
-          </w:rPr>
-          <w:delText xml:space="preserve"> detected regulatory</w:delText>
-        </w:r>
-      </w:del>
-      <w:r>
-        <w:rPr>
-          <w:rFonts w:ascii="Arial" w:hAnsi="Arial" w:eastAsia="Arial" w:cs="Arial"/>
-          <w:color w:val="000000"/>
-        </w:rPr>
-        <w:t xml:space="preserve"> articles and 481 chunks. </w:t>
-      </w:r>
-      <w:ins w:id="4000055" w:author="Manuscript revision" w:date="2026-10-30T21:39:11.181484+00:00">
+        <w:t xml:space="preserve"> index contained 382 </w:t>
+      </w:r>
+      <w:del w:id="11000005" w:author="Manuscript revision" w:date="2026-10-31T14:37:14.735170+00:00">
+        <w:r>
+          <w:rPr>
+            <w:rFonts w:ascii="Arial" w:hAnsi="Arial" w:eastAsia="Arial" w:cs="Arial"/>
+            <w:color w:val="000000"/>
+          </w:rPr>
+          <w:delText xml:space="preserve">detected</w:delText>
+        </w:r>
+      </w:del>
+      <w:ins w:id="11000006" w:author="Manuscript revision" w:date="2026-10-31T14:37:14.735179+00:00">
+        <w:r>
+          <w:rPr>
+            <w:rFonts w:ascii="Arial" w:hAnsi="Arial" w:eastAsia="Arial" w:cs="Arial"/>
+            <w:color w:val="000000"/>
+          </w:rPr>
+          <w:t xml:space="preserve">parsed</w:t>
+        </w:r>
+      </w:ins>
+      <w:r>
+        <w:rPr>
+          <w:rFonts w:ascii="Arial" w:hAnsi="Arial" w:eastAsia="Arial" w:cs="Arial"/>
+          <w:color w:val="000000"/>
+        </w:rPr>
+        <w:t xml:space="preserve"> </w:t>
+      </w:r>
+      <w:del w:id="11000007" w:author="Manuscript revision" w:date="2026-10-31T14:37:14.735193+00:00">
+        <w:r>
+          <w:rPr>
+            <w:rFonts w:ascii="Arial" w:hAnsi="Arial" w:eastAsia="Arial" w:cs="Arial"/>
+            <w:color w:val="000000"/>
+          </w:rPr>
+          <w:delText xml:space="preserve">regulatory</w:delText>
+        </w:r>
+      </w:del>
+      <w:ins w:id="11000008" w:author="Manuscript revision" w:date="2026-10-31T14:37:14.735202+00:00">
+        <w:r>
+          <w:rPr>
+            <w:rFonts w:ascii="Arial" w:hAnsi="Arial" w:eastAsia="Arial" w:cs="Arial"/>
+            <w:color w:val="000000"/>
+          </w:rPr>
+          <w:t xml:space="preserve">source</w:t>
+        </w:r>
+      </w:ins>
+      <w:r>
+        <w:rPr>
+          <w:rFonts w:ascii="Arial" w:hAnsi="Arial" w:eastAsia="Arial" w:cs="Arial"/>
+          <w:color w:val="000000"/>
+        </w:rPr>
+        <w:t xml:space="preserve"> </w:t>
+      </w:r>
+      <w:del w:id="11000009" w:author="Manuscript revision" w:date="2026-10-31T14:37:14.735215+00:00">
+        <w:r>
+          <w:rPr>
+            <w:rFonts w:ascii="Arial" w:hAnsi="Arial" w:eastAsia="Arial" w:cs="Arial"/>
+            <w:color w:val="000000"/>
+          </w:rPr>
+          <w:delText xml:space="preserve">articles</w:delText>
+        </w:r>
+      </w:del>
+      <w:ins w:id="11000010" w:author="Manuscript revision" w:date="2026-10-31T14:37:14.735224+00:00">
+        <w:r>
+          <w:rPr>
+            <w:rFonts w:ascii="Arial" w:hAnsi="Arial" w:eastAsia="Arial" w:cs="Arial"/>
+            <w:color w:val="000000"/>
+          </w:rPr>
+          <w:t xml:space="preserve">records</w:t>
+        </w:r>
+      </w:ins>
+      <w:r>
+        <w:rPr>
+          <w:rFonts w:ascii="Arial" w:hAnsi="Arial" w:eastAsia="Arial" w:cs="Arial"/>
+          <w:color w:val="000000"/>
+        </w:rPr>
+        <w:t xml:space="preserve"> and 481 chunks. </w:t>
+      </w:r>
+      <w:ins w:id="11000011" w:author="Manuscript revision" w:date="2026-10-31T14:37:14.735238+00:00">
         <w:r>
           <w:rPr>
             <w:rFonts w:ascii="Arial" w:hAnsi="Arial" w:eastAsia="Arial" w:cs="Arial"/>
@@ -1000,7 +1059,7 @@
         </w:rPr>
         <w:t xml:space="preserve">In the </w:t>
       </w:r>
-      <w:del w:id="4000056" w:author="Manuscript revision" w:date="2026-10-30T21:39:11.181497+00:00">
+      <w:del w:id="11000012" w:author="Manuscript revision" w:date="2026-10-31T14:37:14.735251+00:00">
         <w:r>
           <w:rPr>
             <w:rFonts w:ascii="Arial" w:hAnsi="Arial" w:eastAsia="Arial" w:cs="Arial"/>
@@ -1009,7 +1068,7 @@
           <w:delText xml:space="preserve">first</w:delText>
         </w:r>
       </w:del>
-      <w:ins w:id="4000057" w:author="Manuscript revision" w:date="2026-10-30T21:39:11.181506+00:00">
+      <w:ins w:id="11000013" w:author="Manuscript revision" w:date="2026-10-31T14:37:14.735259+00:00">
         <w:r>
           <w:rPr>
             <w:rFonts w:ascii="Arial" w:hAnsi="Arial" w:eastAsia="Arial" w:cs="Arial"/>
@@ -1025,7 +1084,7 @@
         </w:rPr>
         <w:t xml:space="preserve"> </w:t>
       </w:r>
-      <w:del w:id="4000058" w:author="Manuscript revision" w:date="2026-10-30T21:39:11.181519+00:00">
+      <w:del w:id="11000014" w:author="Manuscript revision" w:date="2026-10-31T14:37:14.735271+00:00">
         <w:r>
           <w:rPr>
             <w:rFonts w:ascii="Arial" w:hAnsi="Arial" w:eastAsia="Arial" w:cs="Arial"/>
@@ -1034,7 +1093,7 @@
           <w:delText xml:space="preserve">AI-authored</w:delText>
         </w:r>
       </w:del>
-      <w:ins w:id="4000059" w:author="Manuscript revision" w:date="2026-10-30T21:39:11.181528+00:00">
+      <w:ins w:id="11000015" w:author="Manuscript revision" w:date="2026-10-31T14:37:14.735279+00:00">
         <w:r>
           <w:rPr>
             <w:rFonts w:ascii="Arial" w:hAnsi="Arial" w:eastAsia="Arial" w:cs="Arial"/>
@@ -1050,7 +1109,7 @@
         </w:rPr>
         <w:t xml:space="preserve"> </w:t>
       </w:r>
-      <w:del w:id="4000060" w:author="Manuscript revision" w:date="2026-10-30T21:39:11.181541+00:00">
+      <w:del w:id="11000016" w:author="Manuscript revision" w:date="2026-10-31T14:37:14.735291+00:00">
         <w:r>
           <w:rPr>
             <w:rFonts w:ascii="Arial" w:hAnsi="Arial" w:eastAsia="Arial" w:cs="Arial"/>
@@ -1059,7 +1118,7 @@
           <w:delText xml:space="preserve">prospective</w:delText>
         </w:r>
       </w:del>
-      <w:ins w:id="4000061" w:author="Manuscript revision" w:date="2026-10-30T21:39:11.181550+00:00">
+      <w:ins w:id="11000017" w:author="Manuscript revision" w:date="2026-10-31T14:37:14.735299+00:00">
         <w:r>
           <w:rPr>
             <w:rFonts w:ascii="Arial" w:hAnsi="Arial" w:eastAsia="Arial" w:cs="Arial"/>
@@ -1075,7 +1134,7 @@
         </w:rPr>
         <w:t xml:space="preserve"> </w:t>
       </w:r>
-      <w:del w:id="4000062" w:author="Manuscript revision" w:date="2026-10-30T21:39:11.181564+00:00">
+      <w:del w:id="11000018" w:author="Manuscript revision" w:date="2026-10-31T14:37:14.735311+00:00">
         <w:r>
           <w:rPr>
             <w:rFonts w:ascii="Arial" w:hAnsi="Arial" w:eastAsia="Arial" w:cs="Arial"/>
@@ -1084,7 +1143,7 @@
           <w:delText xml:space="preserve">stress</w:delText>
         </w:r>
       </w:del>
-      <w:ins w:id="4000063" w:author="Manuscript revision" w:date="2026-10-30T21:39:11.181573+00:00">
+      <w:ins w:id="11000019" w:author="Manuscript revision" w:date="2026-10-31T14:37:14.735319+00:00">
         <w:r>
           <w:rPr>
             <w:rFonts w:ascii="Arial" w:hAnsi="Arial" w:eastAsia="Arial" w:cs="Arial"/>
@@ -1100,7 +1159,7 @@
         </w:rPr>
         <w:t xml:space="preserve"> </w:t>
       </w:r>
-      <w:del w:id="4000064" w:author="Manuscript revision" w:date="2026-10-30T21:39:11.181586+00:00">
+      <w:del w:id="11000020" w:author="Manuscript revision" w:date="2026-10-31T14:37:14.735331+00:00">
         <w:r>
           <w:rPr>
             <w:rFonts w:ascii="Arial" w:hAnsi="Arial" w:eastAsia="Arial" w:cs="Arial"/>
@@ -1109,7 +1168,7 @@
           <w:delText xml:space="preserve">test,</w:delText>
         </w:r>
       </w:del>
-      <w:ins w:id="4000065" w:author="Manuscript revision" w:date="2026-10-30T21:39:11.181595+00:00">
+      <w:ins w:id="11000021" w:author="Manuscript revision" w:date="2026-10-31T14:37:14.735339+00:00">
         <w:r>
           <w:rPr>
             <w:rFonts w:ascii="Arial" w:hAnsi="Arial" w:eastAsia="Arial" w:cs="Arial"/>
@@ -1125,7 +1184,7 @@
         </w:rPr>
         <w:t xml:space="preserve"> answerable </w:t>
       </w:r>
-      <w:del w:id="4000066" w:author="Manuscript revision" w:date="2026-10-30T21:39:11.181608+00:00">
+      <w:del w:id="11000022" w:author="Manuscript revision" w:date="2026-10-31T14:37:14.735351+00:00">
         <w:r>
           <w:rPr>
             <w:rFonts w:ascii="Arial" w:hAnsi="Arial" w:eastAsia="Arial" w:cs="Arial"/>
@@ -1134,7 +1193,7 @@
           <w:delText xml:space="preserve">questions</w:delText>
         </w:r>
       </w:del>
-      <w:ins w:id="4000067" w:author="Manuscript revision" w:date="2026-10-30T21:39:11.181617+00:00">
+      <w:ins w:id="11000023" w:author="Manuscript revision" w:date="2026-10-31T14:37:14.735359+00:00">
         <w:r>
           <w:rPr>
             <w:rFonts w:ascii="Arial" w:hAnsi="Arial" w:eastAsia="Arial" w:cs="Arial"/>
@@ -1150,7 +1209,7 @@
         </w:rPr>
         <w:t xml:space="preserve"> </w:t>
       </w:r>
-      <w:del w:id="4000068" w:author="Manuscript revision" w:date="2026-10-30T21:39:11.181630+00:00">
+      <w:del w:id="11000024" w:author="Manuscript revision" w:date="2026-10-31T14:37:14.735371+00:00">
         <w:r>
           <w:rPr>
             <w:rFonts w:ascii="Arial" w:hAnsi="Arial" w:eastAsia="Arial" w:cs="Arial"/>
@@ -1159,7 +1218,7 @@
           <w:delText xml:space="preserve">had</w:delText>
         </w:r>
       </w:del>
-      <w:ins w:id="4000069" w:author="Manuscript revision" w:date="2026-10-30T21:39:11.181639+00:00">
+      <w:ins w:id="11000025" w:author="Manuscript revision" w:date="2026-10-31T14:37:14.735379+00:00">
         <w:r>
           <w:rPr>
             <w:rFonts w:ascii="Arial" w:hAnsi="Arial" w:eastAsia="Arial" w:cs="Arial"/>
@@ -1175,7 +1234,7 @@
         </w:rPr>
         <w:t xml:space="preserve"> </w:t>
       </w:r>
-      <w:del w:id="4000070" w:author="Manuscript revision" w:date="2026-10-30T21:39:11.181652+00:00">
+      <w:del w:id="11000026" w:author="Manuscript revision" w:date="2026-10-31T14:37:14.735391+00:00">
         <w:r>
           <w:rPr>
             <w:rFonts w:ascii="Arial" w:hAnsi="Arial" w:eastAsia="Arial" w:cs="Arial"/>
@@ -1184,7 +1243,7 @@
           <w:delText xml:space="preserve">source</w:delText>
         </w:r>
       </w:del>
-      <w:ins w:id="4000071" w:author="Manuscript revision" w:date="2026-10-30T21:39:11.181661+00:00">
+      <w:ins w:id="11000027" w:author="Manuscript revision" w:date="2026-10-31T14:37:14.735398+00:00">
         <w:r>
           <w:rPr>
             <w:rFonts w:ascii="Arial" w:hAnsi="Arial" w:eastAsia="Arial" w:cs="Arial"/>
@@ -1200,7 +1259,7 @@
         </w:rPr>
         <w:t xml:space="preserve"> </w:t>
       </w:r>
-      <w:del w:id="4000072" w:author="Manuscript revision" w:date="2026-10-30T21:39:11.181674+00:00">
+      <w:del w:id="11000028" w:author="Manuscript revision" w:date="2026-10-31T14:37:14.735410+00:00">
         <w:r>
           <w:rPr>
             <w:rFonts w:ascii="Arial" w:hAnsi="Arial" w:eastAsia="Arial" w:cs="Arial"/>
@@ -1209,7 +1268,7 @@
           <w:delText xml:space="preserve">hit</w:delText>
         </w:r>
       </w:del>
-      <w:ins w:id="4000073" w:author="Manuscript revision" w:date="2026-10-30T21:39:11.181683+00:00">
+      <w:ins w:id="11000029" w:author="Manuscript revision" w:date="2026-10-31T14:37:14.735418+00:00">
         <w:r>
           <w:rPr>
             <w:rFonts w:ascii="Arial" w:hAnsi="Arial" w:eastAsia="Arial" w:cs="Arial"/>
@@ -1225,7 +1284,7 @@
         </w:rPr>
         <w:t xml:space="preserve"> </w:t>
       </w:r>
-      <w:del w:id="4000074" w:author="Manuscript revision" w:date="2026-10-30T21:39:11.181695+00:00">
+      <w:del w:id="11000030" w:author="Manuscript revision" w:date="2026-10-31T14:37:14.735430+00:00">
         <w:r>
           <w:rPr>
             <w:rFonts w:ascii="Arial" w:hAnsi="Arial" w:eastAsia="Arial" w:cs="Arial"/>
@@ -1234,7 +1293,7 @@
           <w:delText xml:space="preserve">1.000,</w:delText>
         </w:r>
       </w:del>
-      <w:ins w:id="4000075" w:author="Manuscript revision" w:date="2026-10-30T21:39:11.181704+00:00">
+      <w:ins w:id="11000031" w:author="Manuscript revision" w:date="2026-10-31T14:37:14.735438+00:00">
         <w:r>
           <w:rPr>
             <w:rFonts w:ascii="Arial" w:hAnsi="Arial" w:eastAsia="Arial" w:cs="Arial"/>
@@ -1250,7 +1309,7 @@
         </w:rPr>
         <w:t xml:space="preserve"> </w:t>
       </w:r>
-      <w:del w:id="4000076" w:author="Manuscript revision" w:date="2026-10-30T21:39:11.181716+00:00">
+      <w:del w:id="11000032" w:author="Manuscript revision" w:date="2026-10-31T14:37:14.735449+00:00">
         <w:r>
           <w:rPr>
             <w:rFonts w:ascii="Arial" w:hAnsi="Arial" w:eastAsia="Arial" w:cs="Arial"/>
@@ -1259,7 +1318,7 @@
           <w:delText xml:space="preserve">source</w:delText>
         </w:r>
       </w:del>
-      <w:ins w:id="4000077" w:author="Manuscript revision" w:date="2026-10-30T21:39:11.181725+00:00">
+      <w:ins w:id="11000033" w:author="Manuscript revision" w:date="2026-10-31T14:37:14.735457+00:00">
         <w:r>
           <w:rPr>
             <w:rFonts w:ascii="Arial" w:hAnsi="Arial" w:eastAsia="Arial" w:cs="Arial"/>
@@ -1275,7 +1334,7 @@
         </w:rPr>
         <w:t xml:space="preserve"> </w:t>
       </w:r>
-      <w:del w:id="4000078" w:author="Manuscript revision" w:date="2026-10-30T21:39:11.181738+00:00">
+      <w:del w:id="11000034" w:author="Manuscript revision" w:date="2026-10-31T14:37:14.735469+00:00">
         <w:r>
           <w:rPr>
             <w:rFonts w:ascii="Arial" w:hAnsi="Arial" w:eastAsia="Arial" w:cs="Arial"/>
@@ -1284,7 +1343,7 @@
           <w:delText xml:space="preserve">MRR</w:delText>
         </w:r>
       </w:del>
-      <w:ins w:id="4000079" w:author="Manuscript revision" w:date="2026-10-30T21:39:11.181747+00:00">
+      <w:ins w:id="11000035" w:author="Manuscript revision" w:date="2026-10-31T14:37:14.735477+00:00">
         <w:r>
           <w:rPr>
             <w:rFonts w:ascii="Arial" w:hAnsi="Arial" w:eastAsia="Arial" w:cs="Arial"/>
@@ -1300,7 +1359,7 @@
         </w:rPr>
         <w:t xml:space="preserve"> </w:t>
       </w:r>
-      <w:del w:id="4000080" w:author="Manuscript revision" w:date="2026-10-30T21:39:11.181760+00:00">
+      <w:del w:id="11000036" w:author="Manuscript revision" w:date="2026-10-31T14:37:14.735488+00:00">
         <w:r>
           <w:rPr>
             <w:rFonts w:ascii="Arial" w:hAnsi="Arial" w:eastAsia="Arial" w:cs="Arial"/>
@@ -1309,7 +1368,7 @@
           <w:delText xml:space="preserve">0.988,</w:delText>
         </w:r>
       </w:del>
-      <w:ins w:id="4000081" w:author="Manuscript revision" w:date="2026-10-30T21:39:11.181768+00:00">
+      <w:ins w:id="11000037" w:author="Manuscript revision" w:date="2026-10-31T14:37:14.735496+00:00">
         <w:r>
           <w:rPr>
             <w:rFonts w:ascii="Arial" w:hAnsi="Arial" w:eastAsia="Arial" w:cs="Arial"/>
@@ -1325,7 +1384,7 @@
         </w:rPr>
         <w:t xml:space="preserve"> </w:t>
       </w:r>
-      <w:del w:id="4000082" w:author="Manuscript revision" w:date="2026-10-30T21:39:11.181781+00:00">
+      <w:del w:id="11000038" w:author="Manuscript revision" w:date="2026-10-31T14:37:14.735508+00:00">
         <w:r>
           <w:rPr>
             <w:rFonts w:ascii="Arial" w:hAnsi="Arial" w:eastAsia="Arial" w:cs="Arial"/>
@@ -1334,7 +1393,7 @@
           <w:delText xml:space="preserve">normalized</w:delText>
         </w:r>
       </w:del>
-      <w:ins w:id="4000083" w:author="Manuscript revision" w:date="2026-10-30T21:39:11.181790+00:00">
+      <w:ins w:id="11000039" w:author="Manuscript revision" w:date="2026-10-31T14:37:14.735516+00:00">
         <w:r>
           <w:rPr>
             <w:rFonts w:ascii="Arial" w:hAnsi="Arial" w:eastAsia="Arial" w:cs="Arial"/>
@@ -1350,7 +1409,7 @@
         </w:rPr>
         <w:t xml:space="preserve"> </w:t>
       </w:r>
-      <w:del w:id="4000084" w:author="Manuscript revision" w:date="2026-10-30T21:39:11.181803+00:00">
+      <w:del w:id="11000040" w:author="Manuscript revision" w:date="2026-10-31T14:37:14.735527+00:00">
         <w:r>
           <w:rPr>
             <w:rFonts w:ascii="Arial" w:hAnsi="Arial" w:eastAsia="Arial" w:cs="Arial"/>
@@ -1359,7 +1418,7 @@
           <w:delText xml:space="preserve">article</w:delText>
         </w:r>
       </w:del>
-      <w:ins w:id="4000085" w:author="Manuscript revision" w:date="2026-10-30T21:39:11.181811+00:00">
+      <w:ins w:id="11000041" w:author="Manuscript revision" w:date="2026-10-31T14:37:14.735535+00:00">
         <w:r>
           <w:rPr>
             <w:rFonts w:ascii="Arial" w:hAnsi="Arial" w:eastAsia="Arial" w:cs="Arial"/>
@@ -1375,7 +1434,7 @@
         </w:rPr>
         <w:t xml:space="preserve"> </w:t>
       </w:r>
-      <w:del w:id="4000086" w:author="Manuscript revision" w:date="2026-10-30T21:39:11.181824+00:00">
+      <w:del w:id="11000042" w:author="Manuscript revision" w:date="2026-10-31T14:37:14.735547+00:00">
         <w:r>
           <w:rPr>
             <w:rFonts w:ascii="Arial" w:hAnsi="Arial" w:eastAsia="Arial" w:cs="Arial"/>
@@ -1384,7 +1443,7 @@
           <w:delText xml:space="preserve">Recall@5</w:delText>
         </w:r>
       </w:del>
-      <w:ins w:id="4000087" w:author="Manuscript revision" w:date="2026-10-30T21:39:11.181832+00:00">
+      <w:ins w:id="11000043" w:author="Manuscript revision" w:date="2026-10-31T14:37:14.735554+00:00">
         <w:r>
           <w:rPr>
             <w:rFonts w:ascii="Arial" w:hAnsi="Arial" w:eastAsia="Arial" w:cs="Arial"/>
@@ -1400,7 +1459,7 @@
         </w:rPr>
         <w:t xml:space="preserve"> </w:t>
       </w:r>
-      <w:del w:id="4000088" w:author="Manuscript revision" w:date="2026-10-30T21:39:11.181846+00:00">
+      <w:del w:id="11000044" w:author="Manuscript revision" w:date="2026-10-31T14:37:14.735566+00:00">
         <w:r>
           <w:rPr>
             <w:rFonts w:ascii="Arial" w:hAnsi="Arial" w:eastAsia="Arial" w:cs="Arial"/>
@@ -1409,7 +1468,7 @@
           <w:delText xml:space="preserve">0.967,</w:delText>
         </w:r>
       </w:del>
-      <w:ins w:id="4000089" w:author="Manuscript revision" w:date="2026-10-30T21:39:11.181855+00:00">
+      <w:ins w:id="11000045" w:author="Manuscript revision" w:date="2026-10-31T14:37:14.735574+00:00">
         <w:r>
           <w:rPr>
             <w:rFonts w:ascii="Arial" w:hAnsi="Arial" w:eastAsia="Arial" w:cs="Arial"/>
@@ -1425,7 +1484,7 @@
         </w:rPr>
         <w:t xml:space="preserve"> </w:t>
       </w:r>
-      <w:del w:id="4000090" w:author="Manuscript revision" w:date="2026-10-30T21:39:11.181867+00:00">
+      <w:del w:id="11000046" w:author="Manuscript revision" w:date="2026-10-31T14:37:14.735586+00:00">
         <w:r>
           <w:rPr>
             <w:rFonts w:ascii="Arial" w:hAnsi="Arial" w:eastAsia="Arial" w:cs="Arial"/>
@@ -1434,7 +1493,7 @@
           <w:delText xml:space="preserve">normalized</w:delText>
         </w:r>
       </w:del>
-      <w:ins w:id="4000091" w:author="Manuscript revision" w:date="2026-10-30T21:39:11.181876+00:00">
+      <w:ins w:id="11000047" w:author="Manuscript revision" w:date="2026-10-31T14:37:14.735594+00:00">
         <w:r>
           <w:rPr>
             <w:rFonts w:ascii="Arial" w:hAnsi="Arial" w:eastAsia="Arial" w:cs="Arial"/>
@@ -1450,7 +1509,7 @@
         </w:rPr>
         <w:t xml:space="preserve"> </w:t>
       </w:r>
-      <w:del w:id="4000092" w:author="Manuscript revision" w:date="2026-10-30T21:39:11.181888+00:00">
+      <w:del w:id="11000048" w:author="Manuscript revision" w:date="2026-10-31T14:37:14.735605+00:00">
         <w:r>
           <w:rPr>
             <w:rFonts w:ascii="Arial" w:hAnsi="Arial" w:eastAsia="Arial" w:cs="Arial"/>
@@ -1459,7 +1518,7 @@
           <w:delText xml:space="preserve">article</w:delText>
         </w:r>
       </w:del>
-      <w:ins w:id="4000093" w:author="Manuscript revision" w:date="2026-10-30T21:39:11.181896+00:00">
+      <w:ins w:id="11000049" w:author="Manuscript revision" w:date="2026-10-31T14:37:14.735613+00:00">
         <w:r>
           <w:rPr>
             <w:rFonts w:ascii="Arial" w:hAnsi="Arial" w:eastAsia="Arial" w:cs="Arial"/>
@@ -1475,7 +1534,7 @@
         </w:rPr>
         <w:t xml:space="preserve"> </w:t>
       </w:r>
-      <w:del w:id="4000094" w:author="Manuscript revision" w:date="2026-10-30T21:39:11.181909+00:00">
+      <w:del w:id="11000050" w:author="Manuscript revision" w:date="2026-10-31T14:37:14.735625+00:00">
         <w:r>
           <w:rPr>
             <w:rFonts w:ascii="Arial" w:hAnsi="Arial" w:eastAsia="Arial" w:cs="Arial"/>
@@ -1484,7 +1543,7 @@
           <w:delText xml:space="preserve">MRR@5</w:delText>
         </w:r>
       </w:del>
-      <w:ins w:id="4000095" w:author="Manuscript revision" w:date="2026-10-30T21:39:11.181917+00:00">
+      <w:ins w:id="11000051" w:author="Manuscript revision" w:date="2026-10-31T14:37:14.735633+00:00">
         <w:r>
           <w:rPr>
             <w:rFonts w:ascii="Arial" w:hAnsi="Arial" w:eastAsia="Arial" w:cs="Arial"/>
@@ -1500,7 +1559,7 @@
         </w:rPr>
         <w:t xml:space="preserve"> </w:t>
       </w:r>
-      <w:del w:id="4000096" w:author="Manuscript revision" w:date="2026-10-30T21:39:11.181931+00:00">
+      <w:del w:id="11000052" w:author="Manuscript revision" w:date="2026-10-31T14:37:14.735645+00:00">
         <w:r>
           <w:rPr>
             <w:rFonts w:ascii="Arial" w:hAnsi="Arial" w:eastAsia="Arial" w:cs="Arial"/>
@@ -1509,7 +1568,7 @@
           <w:delText xml:space="preserve">0.913,</w:delText>
         </w:r>
       </w:del>
-      <w:ins w:id="4000097" w:author="Manuscript revision" w:date="2026-10-30T21:39:11.181940+00:00">
+      <w:ins w:id="11000053" w:author="Manuscript revision" w:date="2026-10-31T14:37:14.735652+00:00">
         <w:r>
           <w:rPr>
             <w:rFonts w:ascii="Arial" w:hAnsi="Arial" w:eastAsia="Arial" w:cs="Arial"/>
@@ -1525,7 +1584,7 @@
         </w:rPr>
         <w:t xml:space="preserve"> </w:t>
       </w:r>
-      <w:del w:id="4000098" w:author="Manuscript revision" w:date="2026-10-30T21:39:11.181952+00:00">
+      <w:del w:id="11000054" w:author="Manuscript revision" w:date="2026-10-31T14:37:14.735664+00:00">
         <w:r>
           <w:rPr>
             <w:rFonts w:ascii="Arial" w:hAnsi="Arial" w:eastAsia="Arial" w:cs="Arial"/>
@@ -1534,7 +1593,7 @@
           <w:delText xml:space="preserve">citation</w:delText>
         </w:r>
       </w:del>
-      <w:ins w:id="4000099" w:author="Manuscript revision" w:date="2026-10-30T21:39:11.181961+00:00">
+      <w:ins w:id="11000055" w:author="Manuscript revision" w:date="2026-10-31T14:37:14.735672+00:00">
         <w:r>
           <w:rPr>
             <w:rFonts w:ascii="Arial" w:hAnsi="Arial" w:eastAsia="Arial" w:cs="Arial"/>
@@ -1550,7 +1609,7 @@
         </w:rPr>
         <w:t xml:space="preserve"> </w:t>
       </w:r>
-      <w:del w:id="4000100" w:author="Manuscript revision" w:date="2026-10-30T21:39:11.181973+00:00">
+      <w:del w:id="11000056" w:author="Manuscript revision" w:date="2026-10-31T14:37:14.735683+00:00">
         <w:r>
           <w:rPr>
             <w:rFonts w:ascii="Arial" w:hAnsi="Arial" w:eastAsia="Arial" w:cs="Arial"/>
@@ -1559,7 +1618,7 @@
           <w:delText xml:space="preserve">correctness</w:delText>
         </w:r>
       </w:del>
-      <w:ins w:id="4000101" w:author="Manuscript revision" w:date="2026-10-30T21:39:11.181982+00:00">
+      <w:ins w:id="11000057" w:author="Manuscript revision" w:date="2026-10-31T14:37:14.735691+00:00">
         <w:r>
           <w:rPr>
             <w:rFonts w:ascii="Arial" w:hAnsi="Arial" w:eastAsia="Arial" w:cs="Arial"/>
@@ -1575,7 +1634,7 @@
         </w:rPr>
         <w:t xml:space="preserve"> </w:t>
       </w:r>
-      <w:del w:id="4000102" w:author="Manuscript revision" w:date="2026-10-30T21:39:11.181994+00:00">
+      <w:del w:id="11000058" w:author="Manuscript revision" w:date="2026-10-31T14:37:14.735703+00:00">
         <w:r>
           <w:rPr>
             <w:rFonts w:ascii="Arial" w:hAnsi="Arial" w:eastAsia="Arial" w:cs="Arial"/>
@@ -1584,7 +1643,7 @@
           <w:delText xml:space="preserve">0.975,</w:delText>
         </w:r>
       </w:del>
-      <w:ins w:id="4000103" w:author="Manuscript revision" w:date="2026-10-30T21:39:11.182003+00:00">
+      <w:ins w:id="11000059" w:author="Manuscript revision" w:date="2026-10-31T14:37:14.735711+00:00">
         <w:r>
           <w:rPr>
             <w:rFonts w:ascii="Arial" w:hAnsi="Arial" w:eastAsia="Arial" w:cs="Arial"/>
@@ -1600,7 +1659,7 @@
         </w:rPr>
         <w:t xml:space="preserve"> </w:t>
       </w:r>
-      <w:del w:id="4000104" w:author="Manuscript revision" w:date="2026-10-30T21:39:11.182016+00:00">
+      <w:del w:id="11000060" w:author="Manuscript revision" w:date="2026-10-31T14:37:14.735722+00:00">
         <w:r>
           <w:rPr>
             <w:rFonts w:ascii="Arial" w:hAnsi="Arial" w:eastAsia="Arial" w:cs="Arial"/>
@@ -1609,7 +1668,7 @@
           <w:delText xml:space="preserve">faithfulness</w:delText>
         </w:r>
       </w:del>
-      <w:ins w:id="4000105" w:author="Manuscript revision" w:date="2026-10-30T21:39:11.182025+00:00">
+      <w:ins w:id="11000061" w:author="Manuscript revision" w:date="2026-10-31T14:37:14.735730+00:00">
         <w:r>
           <w:rPr>
             <w:rFonts w:ascii="Arial" w:hAnsi="Arial" w:eastAsia="Arial" w:cs="Arial"/>
@@ -1625,7 +1684,7 @@
         </w:rPr>
         <w:t xml:space="preserve"> </w:t>
       </w:r>
-      <w:del w:id="4000106" w:author="Manuscript revision" w:date="2026-10-30T21:39:11.182038+00:00">
+      <w:del w:id="11000062" w:author="Manuscript revision" w:date="2026-10-31T14:37:14.735742+00:00">
         <w:r>
           <w:rPr>
             <w:rFonts w:ascii="Arial" w:hAnsi="Arial" w:eastAsia="Arial" w:cs="Arial"/>
@@ -1634,7 +1693,7 @@
           <w:delText xml:space="preserve">1.000,</w:delText>
         </w:r>
       </w:del>
-      <w:ins w:id="4000107" w:author="Manuscript revision" w:date="2026-10-30T21:39:11.182046+00:00">
+      <w:ins w:id="11000063" w:author="Manuscript revision" w:date="2026-10-31T14:37:14.735749+00:00">
         <w:r>
           <w:rPr>
             <w:rFonts w:ascii="Arial" w:hAnsi="Arial" w:eastAsia="Arial" w:cs="Arial"/>
@@ -1650,7 +1709,7 @@
         </w:rPr>
         <w:t xml:space="preserve"> and </w:t>
       </w:r>
-      <w:del w:id="4000108" w:author="Manuscript revision" w:date="2026-10-30T21:39:11.182059+00:00">
+      <w:del w:id="11000064" w:author="Manuscript revision" w:date="2026-10-31T14:37:14.735762+00:00">
         <w:r>
           <w:rPr>
             <w:rFonts w:ascii="Arial" w:hAnsi="Arial" w:eastAsia="Arial" w:cs="Arial"/>
@@ -1666,7 +1725,7 @@
         </w:rPr>
         <w:t xml:space="preserve">a </w:t>
       </w:r>
-      <w:del w:id="4000109" w:author="Manuscript revision" w:date="2026-10-30T21:39:11.182072+00:00">
+      <w:del w:id="11000065" w:author="Manuscript revision" w:date="2026-10-31T14:37:14.735774+00:00">
         <w:r>
           <w:rPr>
             <w:rFonts w:ascii="Arial" w:hAnsi="Arial" w:eastAsia="Arial" w:cs="Arial"/>
@@ -1675,7 +1734,7 @@
           <w:delText xml:space="preserve">refusal-focused</w:delText>
         </w:r>
       </w:del>
-      <w:ins w:id="4000110" w:author="Manuscript revision" w:date="2026-10-30T21:39:11.182081+00:00">
+      <w:ins w:id="11000066" w:author="Manuscript revision" w:date="2026-10-31T14:37:14.735782+00:00">
         <w:r>
           <w:rPr>
             <w:rFonts w:ascii="Arial" w:hAnsi="Arial" w:eastAsia="Arial" w:cs="Arial"/>
@@ -1691,7 +1750,7 @@
         </w:rPr>
         <w:t xml:space="preserve"> </w:t>
       </w:r>
-      <w:del w:id="4000111" w:author="Manuscript revision" w:date="2026-10-30T21:39:11.182094+00:00">
+      <w:del w:id="11000067" w:author="Manuscript revision" w:date="2026-10-31T14:37:14.735793+00:00">
         <w:r>
           <w:rPr>
             <w:rFonts w:ascii="Arial" w:hAnsi="Arial" w:eastAsia="Arial" w:cs="Arial"/>
@@ -1700,7 +1759,7 @@
           <w:delText xml:space="preserve">AI-authored</w:delText>
         </w:r>
       </w:del>
-      <w:ins w:id="4000112" w:author="Manuscript revision" w:date="2026-10-30T21:39:11.182102+00:00">
+      <w:ins w:id="11000068" w:author="Manuscript revision" w:date="2026-10-31T14:37:14.735801+00:00">
         <w:r>
           <w:rPr>
             <w:rFonts w:ascii="Arial" w:hAnsi="Arial" w:eastAsia="Arial" w:cs="Arial"/>
@@ -1716,7 +1775,7 @@
         </w:rPr>
         <w:t xml:space="preserve"> </w:t>
       </w:r>
-      <w:del w:id="4000113" w:author="Manuscript revision" w:date="2026-10-30T21:39:11.182116+00:00">
+      <w:del w:id="11000069" w:author="Manuscript revision" w:date="2026-10-31T14:37:14.735813+00:00">
         <w:r>
           <w:rPr>
             <w:rFonts w:ascii="Arial" w:hAnsi="Arial" w:eastAsia="Arial" w:cs="Arial"/>
@@ -1725,7 +1784,7 @@
           <w:delText xml:space="preserve">test</w:delText>
         </w:r>
       </w:del>
-      <w:ins w:id="4000114" w:author="Manuscript revision" w:date="2026-10-30T21:39:11.182124+00:00">
+      <w:ins w:id="11000070" w:author="Manuscript revision" w:date="2026-10-31T14:37:14.735820+00:00">
         <w:r>
           <w:rPr>
             <w:rFonts w:ascii="Arial" w:hAnsi="Arial" w:eastAsia="Arial" w:cs="Arial"/>
@@ -1741,7 +1800,7 @@
         </w:rPr>
         <w:t xml:space="preserve"> </w:t>
       </w:r>
-      <w:del w:id="4000115" w:author="Manuscript revision" w:date="2026-10-30T21:39:11.182137+00:00">
+      <w:del w:id="11000071" w:author="Manuscript revision" w:date="2026-10-31T14:37:14.735832+00:00">
         <w:r>
           <w:rPr>
             <w:rFonts w:ascii="Arial" w:hAnsi="Arial" w:eastAsia="Arial" w:cs="Arial"/>
@@ -1750,7 +1809,7 @@
           <w:delText xml:space="preserve">reached</w:delText>
         </w:r>
       </w:del>
-      <w:ins w:id="4000116" w:author="Manuscript revision" w:date="2026-10-30T21:39:11.182145+00:00">
+      <w:ins w:id="11000072" w:author="Manuscript revision" w:date="2026-10-31T14:37:14.735840+00:00">
         <w:r>
           <w:rPr>
             <w:rFonts w:ascii="Arial" w:hAnsi="Arial" w:eastAsia="Arial" w:cs="Arial"/>
@@ -1766,7 +1825,7 @@
         </w:rPr>
         <w:t xml:space="preserve"> </w:t>
       </w:r>
-      <w:del w:id="4000117" w:author="Manuscript revision" w:date="2026-10-30T21:39:11.182157+00:00">
+      <w:del w:id="11000073" w:author="Manuscript revision" w:date="2026-10-31T14:37:14.735851+00:00">
         <w:r>
           <w:rPr>
             <w:rFonts w:ascii="Arial" w:hAnsi="Arial" w:eastAsia="Arial" w:cs="Arial"/>
@@ -1775,7 +1834,7 @@
           <w:delText xml:space="preserve">refusal</w:delText>
         </w:r>
       </w:del>
-      <w:ins w:id="4000118" w:author="Manuscript revision" w:date="2026-10-30T21:39:11.182166+00:00">
+      <w:ins w:id="11000074" w:author="Manuscript revision" w:date="2026-10-31T14:37:14.735859+00:00">
         <w:r>
           <w:rPr>
             <w:rFonts w:ascii="Arial" w:hAnsi="Arial" w:eastAsia="Arial" w:cs="Arial"/>
@@ -1791,7 +1850,7 @@
         </w:rPr>
         <w:t xml:space="preserve"> </w:t>
       </w:r>
-      <w:del w:id="4000119" w:author="Manuscript revision" w:date="2026-10-30T21:39:11.182179+00:00">
+      <w:del w:id="11000075" w:author="Manuscript revision" w:date="2026-10-31T14:37:14.735871+00:00">
         <w:r>
           <w:rPr>
             <w:rFonts w:ascii="Arial" w:hAnsi="Arial" w:eastAsia="Arial" w:cs="Arial"/>
@@ -1800,7 +1859,7 @@
           <w:delText xml:space="preserve">correctness 0.944, with faithfulness 1.000, citation correctness 1.000, and completeness 0.908 on answerable controls.</w:delText>
         </w:r>
       </w:del>
-      <w:ins w:id="4000120" w:author="Manuscript revision" w:date="2026-10-30T21:39:11.182188+00:00">
+      <w:ins w:id="11000076" w:author="Manuscript revision" w:date="2026-10-31T14:37:14.735879+00:00">
         <w:r>
           <w:rPr>
             <w:rFonts w:ascii="Arial" w:hAnsi="Arial" w:eastAsia="Arial" w:cs="Arial"/>
@@ -2981,7 +3040,7 @@
         </w:rPr>
         <w:t xml:space="preserve">Article chunking used </w:t>
       </w:r>
-      <w:ins w:id="460000" w:author="Manuscript revision" w:date="2026-10-26T17:00:00Z">
+      <w:ins w:id="11000077" w:author="Manuscript revision" w:date="2026-10-31T14:37:14.740326+00:00">
         <w:r>
           <w:rPr>
             <w:rFonts w:ascii="Arial" w:hAnsi="Arial" w:eastAsia="Arial" w:cs="Arial"/>
@@ -2997,7 +3056,7 @@
         </w:rPr>
         <w:t xml:space="preserve">a </w:t>
       </w:r>
-      <w:del w:id="460001" w:author="Manuscript revision" w:date="2026-10-26T17:00:00Z">
+      <w:del w:id="11000078" w:author="Manuscript revision" w:date="2026-10-31T14:37:14.740347+00:00">
         <w:r>
           <w:rPr>
             <w:rFonts w:ascii="Arial" w:hAnsi="Arial" w:eastAsia="Arial" w:cs="Arial"/>
@@ -3006,13 +3065,13 @@
           <w:delText xml:space="preserve">single-article</w:delText>
         </w:r>
       </w:del>
-      <w:ins w:id="460002" w:author="Manuscript revision" w:date="2026-10-26T17:00:00Z">
-        <w:r>
-          <w:rPr>
-            <w:rFonts w:ascii="Arial" w:hAnsi="Arial" w:eastAsia="Arial" w:cs="Arial"/>
-            <w:color w:val="000000"/>
-          </w:rPr>
-          <w:t xml:space="preserve">400-token target and 60-token overlap. Heading context was then prepended. The six-source index contained 382 article records and 481 chunks: 359 articles remained intact and 23 were split. Chunk counts, including heading context, had median 155 and maximum 503 cl100k_base tokens. Embedding used the cached MiniLM WordPiece tokenizer, a different unit, with an explicit maximum length of 512 including special tokens. The inspected LlamaIndex HuggingFaceEmbedding wrapper calls AutoModel/AutoTokenizer with truncation enabled; it does not apply the SentenceTransformer default of 256. Re-tokenization of all 481 saved node texts reproduced every stored cl100k_base count; 182 exceeded 256 WordPiece tokens and 35 (7.3%) exceeded 512, with a</w:t>
+      <w:ins w:id="11000079" w:author="Manuscript revision" w:date="2026-10-31T14:37:14.740360+00:00">
+        <w:r>
+          <w:rPr>
+            <w:rFonts w:ascii="Arial" w:hAnsi="Arial" w:eastAsia="Arial" w:cs="Arial"/>
+            <w:color w:val="000000"/>
+          </w:rPr>
+          <w:t xml:space="preserve">400-token target and 60-token overlap. Heading context was then prepended. The six-source index contained 382 parsed source records and 481 chunks: 359 source records remained intact and 23 were split. Chunk counts, including heading context, had median 155 and maximum 503 cl100k_base tokens. Embedding used the cached MiniLM WordPiece tokenizer, a different unit, with an explicit maximum length of 512 including special tokens. The inspected LlamaIndex HuggingFaceEmbedding wrapper calls AutoModel/AutoTokenizer with truncation enabled; it does not apply the SentenceTransformer default of 256. Re-tokenization of all 481 saved node texts reproduced every stored cl100k_base count; 182 exceeded 256 WordPiece tokens and 35 (7.3%) exceeded 512, with a</w:t>
         </w:r>
       </w:ins>
       <w:r>
@@ -3022,7 +3081,7 @@
         </w:rPr>
         <w:t xml:space="preserve"> maximum of </w:t>
       </w:r>
-      <w:del w:id="460003" w:author="Manuscript revision" w:date="2026-10-26T17:00:00Z">
+      <w:del w:id="11000080" w:author="Manuscript revision" w:date="2026-10-31T14:37:14.740375+00:00">
         <w:r>
           <w:rPr>
             <w:rFonts w:ascii="Arial" w:hAnsi="Arial" w:eastAsia="Arial" w:cs="Arial"/>
@@ -3031,7 +3090,7 @@
           <w:delText xml:space="preserve">500</w:delText>
         </w:r>
       </w:del>
-      <w:ins w:id="460004" w:author="Manuscript revision" w:date="2026-10-26T17:00:00Z">
+      <w:ins w:id="11000081" w:author="Manuscript revision" w:date="2026-10-31T14:37:14.740389+00:00">
         <w:r>
           <w:rPr>
             <w:rFonts w:ascii="Arial" w:hAnsi="Arial" w:eastAsia="Arial" w:cs="Arial"/>
@@ -3047,7 +3106,7 @@
         </w:rPr>
         <w:t xml:space="preserve"> tokens. </w:t>
       </w:r>
-      <w:del w:id="460005" w:author="Manuscript revision" w:date="2026-10-26T17:00:00Z">
+      <w:del w:id="11000082" w:author="Manuscript revision" w:date="2026-10-31T14:37:14.740403+00:00">
         <w:r>
           <w:rPr>
             <w:rFonts w:ascii="Arial" w:hAnsi="Arial" w:eastAsia="Arial" w:cs="Arial"/>
@@ -3056,7 +3115,7 @@
           <w:delText xml:space="preserve">Longer</w:delText>
         </w:r>
       </w:del>
-      <w:ins w:id="460006" w:author="Manuscript revision" w:date="2026-10-26T17:00:00Z">
+      <w:ins w:id="11000083" w:author="Manuscript revision" w:date="2026-10-31T14:37:14.740412+00:00">
         <w:r>
           <w:rPr>
             <w:rFonts w:ascii="Arial" w:hAnsi="Arial" w:eastAsia="Arial" w:cs="Arial"/>
@@ -3072,7 +3131,7 @@
         </w:rPr>
         <w:t xml:space="preserve"> </w:t>
       </w:r>
-      <w:del w:id="460007" w:author="Manuscript revision" w:date="2026-10-26T17:00:00Z">
+      <w:del w:id="11000084" w:author="Manuscript revision" w:date="2026-10-31T14:37:14.740425+00:00">
         <w:r>
           <w:rPr>
             <w:rFonts w:ascii="Arial" w:hAnsi="Arial" w:eastAsia="Arial" w:cs="Arial"/>
@@ -3081,7 +3140,7 @@
           <w:delText xml:space="preserve">articles</w:delText>
         </w:r>
       </w:del>
-      <w:ins w:id="460008" w:author="Manuscript revision" w:date="2026-10-26T17:00:00Z">
+      <w:ins w:id="11000085" w:author="Manuscript revision" w:date="2026-10-31T14:37:14.740434+00:00">
         <w:r>
           <w:rPr>
             <w:rFonts w:ascii="Arial" w:hAnsi="Arial" w:eastAsia="Arial" w:cs="Arial"/>
@@ -3097,7 +3156,7 @@
         </w:rPr>
         <w:t xml:space="preserve"> were </w:t>
       </w:r>
-      <w:del w:id="460009" w:author="Manuscript revision" w:date="2026-10-26T17:00:00Z">
+      <w:del w:id="11000086" w:author="Manuscript revision" w:date="2026-10-31T14:37:14.740447+00:00">
         <w:r>
           <w:rPr>
             <w:rFonts w:ascii="Arial" w:hAnsi="Arial" w:eastAsia="Arial" w:cs="Arial"/>
@@ -3106,7 +3165,7 @@
           <w:delText xml:space="preserve">split into 400-token chunks</w:delText>
         </w:r>
       </w:del>
-      <w:ins w:id="460010" w:author="Manuscript revision" w:date="2026-10-26T17:00:00Z">
+      <w:ins w:id="11000087" w:author="Manuscript revision" w:date="2026-10-31T14:37:14.740455+00:00">
         <w:r>
           <w:rPr>
             <w:rFonts w:ascii="Arial" w:hAnsi="Arial" w:eastAsia="Arial" w:cs="Arial"/>
@@ -3122,7 +3181,7 @@
         </w:rPr>
         <w:t xml:space="preserve"> with </w:t>
       </w:r>
-      <w:del w:id="460011" w:author="Manuscript revision" w:date="2026-10-26T17:00:00Z">
+      <w:del w:id="11000088" w:author="Manuscript revision" w:date="2026-10-31T14:37:14.740467+00:00">
         <w:r>
           <w:rPr>
             <w:rFonts w:ascii="Arial" w:hAnsi="Arial" w:eastAsia="Arial" w:cs="Arial"/>
@@ -3131,7 +3190,7 @@
           <w:delText xml:space="preserve">60-token</w:delText>
         </w:r>
       </w:del>
-      <w:ins w:id="460012" w:author="Manuscript revision" w:date="2026-10-26T17:00:00Z">
+      <w:ins w:id="11000089" w:author="Manuscript revision" w:date="2026-10-31T14:37:14.740476+00:00">
         <w:r>
           <w:rPr>
             <w:rFonts w:ascii="Arial" w:hAnsi="Arial" w:eastAsia="Arial" w:cs="Arial"/>
@@ -3147,7 +3206,7 @@
         </w:rPr>
         <w:t xml:space="preserve"> </w:t>
       </w:r>
-      <w:del w:id="460013" w:author="Manuscript revision" w:date="2026-10-26T17:00:00Z">
+      <w:del w:id="11000090" w:author="Manuscript revision" w:date="2026-10-31T14:37:14.740489+00:00">
         <w:r>
           <w:rPr>
             <w:rFonts w:ascii="Arial" w:hAnsi="Arial" w:eastAsia="Arial" w:cs="Arial"/>
@@ -3156,7 +3215,7 @@
           <w:delText xml:space="preserve">overlap.</w:delText>
         </w:r>
       </w:del>
-      <w:ins w:id="460014" w:author="Manuscript revision" w:date="2026-10-26T17:00:00Z">
+      <w:ins w:id="11000091" w:author="Manuscript revision" w:date="2026-10-31T14:37:14.740497+00:00">
         <w:r>
           <w:rPr>
             <w:rFonts w:ascii="Arial" w:hAnsi="Arial" w:eastAsia="Arial" w:cs="Arial"/>
@@ -3172,7 +3231,7 @@
         </w:rPr>
         <w:t xml:space="preserve"> </w:t>
       </w:r>
-      <w:del w:id="460015" w:author="Manuscript revision" w:date="2026-10-26T17:00:00Z">
+      <w:del w:id="11000092" w:author="Manuscript revision" w:date="2026-10-31T14:37:14.740509+00:00">
         <w:r>
           <w:rPr>
             <w:rFonts w:ascii="Arial" w:hAnsi="Arial" w:eastAsia="Arial" w:cs="Arial"/>
@@ -3181,7 +3240,7 @@
           <w:delText xml:space="preserve">Embedding</w:delText>
         </w:r>
       </w:del>
-      <w:ins w:id="460016" w:author="Manuscript revision" w:date="2026-10-26T17:00:00Z">
+      <w:ins w:id="11000093" w:author="Manuscript revision" w:date="2026-10-31T14:37:14.740517+00:00">
         <w:r>
           <w:rPr>
             <w:rFonts w:ascii="Arial" w:hAnsi="Arial" w:eastAsia="Arial" w:cs="Arial"/>
@@ -3197,7 +3256,7 @@
         </w:rPr>
         <w:t xml:space="preserve"> </w:t>
       </w:r>
-      <w:del w:id="460017" w:author="Manuscript revision" w:date="2026-10-26T17:00:00Z">
+      <w:del w:id="11000094" w:author="Manuscript revision" w:date="2026-10-31T14:37:14.740528+00:00">
         <w:r>
           <w:rPr>
             <w:rFonts w:ascii="Arial" w:hAnsi="Arial" w:eastAsia="Arial" w:cs="Arial"/>
@@ -3206,7 +3265,7 @@
           <w:delText xml:space="preserve">maximum</w:delText>
         </w:r>
       </w:del>
-      <w:ins w:id="460018" w:author="Manuscript revision" w:date="2026-10-26T17:00:00Z">
+      <w:ins w:id="11000095" w:author="Manuscript revision" w:date="2026-10-31T14:37:14.740536+00:00">
         <w:r>
           <w:rPr>
             <w:rFonts w:ascii="Arial" w:hAnsi="Arial" w:eastAsia="Arial" w:cs="Arial"/>
@@ -3222,7 +3281,7 @@
         </w:rPr>
         <w:t xml:space="preserve"> </w:t>
       </w:r>
-      <w:del w:id="460019" w:author="Manuscript revision" w:date="2026-10-26T17:00:00Z">
+      <w:del w:id="11000096" w:author="Manuscript revision" w:date="2026-10-31T14:37:14.740548+00:00">
         <w:r>
           <w:rPr>
             <w:rFonts w:ascii="Arial" w:hAnsi="Arial" w:eastAsia="Arial" w:cs="Arial"/>
@@ -3231,7 +3290,7 @@
           <w:delText xml:space="preserve">length</w:delText>
         </w:r>
       </w:del>
-      <w:ins w:id="460020" w:author="Manuscript revision" w:date="2026-10-26T17:00:00Z">
+      <w:ins w:id="11000097" w:author="Manuscript revision" w:date="2026-10-31T14:37:14.740557+00:00">
         <w:r>
           <w:rPr>
             <w:rFonts w:ascii="Arial" w:hAnsi="Arial" w:eastAsia="Arial" w:cs="Arial"/>
@@ -3247,7 +3306,7 @@
         </w:rPr>
         <w:t xml:space="preserve"> was </w:t>
       </w:r>
-      <w:del w:id="460021" w:author="Manuscript revision" w:date="2026-10-26T17:00:00Z">
+      <w:del w:id="11000098" w:author="Manuscript revision" w:date="2026-10-31T14:37:14.740570+00:00">
         <w:r>
           <w:rPr>
             <w:rFonts w:ascii="Arial" w:hAnsi="Arial" w:eastAsia="Arial" w:cs="Arial"/>
@@ -3256,7 +3315,7 @@
           <w:delText xml:space="preserve">512</w:delText>
         </w:r>
       </w:del>
-      <w:ins w:id="460022" w:author="Manuscript revision" w:date="2026-10-26T17:00:00Z">
+      <w:ins w:id="11000099" w:author="Manuscript revision" w:date="2026-10-31T14:37:14.740578+00:00">
         <w:r>
           <w:rPr>
             <w:rFonts w:ascii="Arial" w:hAnsi="Arial" w:eastAsia="Arial" w:cs="Arial"/>
@@ -3272,7 +3331,7 @@
         </w:rPr>
         <w:t xml:space="preserve"> </w:t>
       </w:r>
-      <w:del w:id="460023" w:author="Manuscript revision" w:date="2026-10-26T17:00:00Z">
+      <w:del w:id="11000100" w:author="Manuscript revision" w:date="2026-10-31T14:37:14.740590+00:00">
         <w:r>
           <w:rPr>
             <w:rFonts w:ascii="Arial" w:hAnsi="Arial" w:eastAsia="Arial" w:cs="Arial"/>
@@ -3281,7 +3340,7 @@
           <w:delText xml:space="preserve">tokens.</w:delText>
         </w:r>
       </w:del>
-      <w:ins w:id="460024" w:author="Manuscript revision" w:date="2026-10-26T17:00:00Z">
+      <w:ins w:id="11000101" w:author="Manuscript revision" w:date="2026-10-31T14:37:14.740598+00:00">
         <w:r>
           <w:rPr>
             <w:rFonts w:ascii="Arial" w:hAnsi="Arial" w:eastAsia="Arial" w:cs="Arial"/>
@@ -3297,7 +3356,7 @@
         </w:rPr>
         <w:t xml:space="preserve"> </w:t>
       </w:r>
-      <w:del w:id="460025" w:author="Manuscript revision" w:date="2026-10-26T17:00:00Z">
+      <w:del w:id="11000102" w:author="Manuscript revision" w:date="2026-10-31T14:37:14.740610+00:00">
         <w:r>
           <w:rPr>
             <w:rFonts w:ascii="Arial" w:hAnsi="Arial" w:eastAsia="Arial" w:cs="Arial"/>
@@ -3306,7 +3365,7 @@
           <w:delText xml:space="preserve">The</w:delText>
         </w:r>
       </w:del>
-      <w:ins w:id="460026" w:author="Manuscript revision" w:date="2026-10-26T17:00:00Z">
+      <w:ins w:id="11000103" w:author="Manuscript revision" w:date="2026-10-31T14:37:14.740618+00:00">
         <w:r>
           <w:rPr>
             <w:rFonts w:ascii="Arial" w:hAnsi="Arial" w:eastAsia="Arial" w:cs="Arial"/>
@@ -3322,7 +3381,7 @@
         </w:rPr>
         <w:t xml:space="preserve"> </w:t>
       </w:r>
-      <w:del w:id="460027" w:author="Manuscript revision" w:date="2026-10-26T17:00:00Z">
+      <w:del w:id="11000104" w:author="Manuscript revision" w:date="2026-10-31T14:37:14.740629+00:00">
         <w:r>
           <w:rPr>
             <w:rFonts w:ascii="Arial" w:hAnsi="Arial" w:eastAsia="Arial" w:cs="Arial"/>
@@ -3331,7 +3390,7 @@
           <w:delText xml:space="preserve">final</w:delText>
         </w:r>
       </w:del>
-      <w:ins w:id="460028" w:author="Manuscript revision" w:date="2026-10-26T17:00:00Z">
+      <w:ins w:id="11000105" w:author="Manuscript revision" w:date="2026-10-31T14:37:14.740637+00:00">
         <w:r>
           <w:rPr>
             <w:rFonts w:ascii="Arial" w:hAnsi="Arial" w:eastAsia="Arial" w:cs="Arial"/>
@@ -3347,7 +3406,7 @@
         </w:rPr>
         <w:t xml:space="preserve"> </w:t>
       </w:r>
-      <w:del w:id="460029" w:author="Manuscript revision" w:date="2026-10-26T17:00:00Z">
+      <w:del w:id="11000106" w:author="Manuscript revision" w:date="2026-10-31T14:37:14.740650+00:00">
         <w:r>
           <w:rPr>
             <w:rFonts w:ascii="Arial" w:hAnsi="Arial" w:eastAsia="Arial" w:cs="Arial"/>
@@ -3356,7 +3415,7 @@
           <w:delText xml:space="preserve">index audit recorded six source documents, 382 detected articles, 481 total chunks, 359 articles represented by a single chunk,</w:delText>
         </w:r>
       </w:del>
-      <w:ins w:id="460030" w:author="Manuscript revision" w:date="2026-10-26T17:00:00Z">
+      <w:ins w:id="11000107" w:author="Manuscript revision" w:date="2026-10-31T14:37:14.740659+00:00">
         <w:r>
           <w:rPr>
             <w:rFonts w:ascii="Arial" w:hAnsi="Arial" w:eastAsia="Arial" w:cs="Arial"/>
@@ -3372,7 +3431,7 @@
         </w:rPr>
         <w:t xml:space="preserve"> and </w:t>
       </w:r>
-      <w:del w:id="460031" w:author="Manuscript revision" w:date="2026-10-26T17:00:00Z">
+      <w:del w:id="11000108" w:author="Manuscript revision" w:date="2026-10-31T14:37:14.740671+00:00">
         <w:r>
           <w:rPr>
             <w:rFonts w:ascii="Arial" w:hAnsi="Arial" w:eastAsia="Arial" w:cs="Arial"/>
@@ -3381,7 +3440,7 @@
           <w:delText xml:space="preserve">23</w:delText>
         </w:r>
       </w:del>
-      <w:ins w:id="460032" w:author="Manuscript revision" w:date="2026-10-26T17:00:00Z">
+      <w:ins w:id="11000109" w:author="Manuscript revision" w:date="2026-10-31T14:37:14.740678+00:00">
         <w:r>
           <w:rPr>
             <w:rFonts w:ascii="Arial" w:hAnsi="Arial" w:eastAsia="Arial" w:cs="Arial"/>
@@ -3397,7 +3456,7 @@
         </w:rPr>
         <w:t xml:space="preserve"> </w:t>
       </w:r>
-      <w:del w:id="460033" w:author="Manuscript revision" w:date="2026-10-26T17:00:00Z">
+      <w:del w:id="11000110" w:author="Manuscript revision" w:date="2026-10-31T14:37:14.740690+00:00">
         <w:r>
           <w:rPr>
             <w:rFonts w:ascii="Arial" w:hAnsi="Arial" w:eastAsia="Arial" w:cs="Arial"/>
@@ -3406,7 +3465,7 @@
           <w:delText xml:space="preserve">long</w:delText>
         </w:r>
       </w:del>
-      <w:ins w:id="460034" w:author="Manuscript revision" w:date="2026-10-26T17:00:00Z">
+      <w:ins w:id="11000111" w:author="Manuscript revision" w:date="2026-10-31T14:37:14.740698+00:00">
         <w:r>
           <w:rPr>
             <w:rFonts w:ascii="Arial" w:hAnsi="Arial" w:eastAsia="Arial" w:cs="Arial"/>
@@ -3422,7 +3481,7 @@
         </w:rPr>
         <w:t xml:space="preserve"> </w:t>
       </w:r>
-      <w:del w:id="460035" w:author="Manuscript revision" w:date="2026-10-26T17:00:00Z">
+      <w:del w:id="11000112" w:author="Manuscript revision" w:date="2026-10-31T14:37:14.740710+00:00">
         <w:r>
           <w:rPr>
             <w:rFonts w:ascii="Arial" w:hAnsi="Arial" w:eastAsia="Arial" w:cs="Arial"/>
@@ -3431,7 +3490,7 @@
           <w:delText xml:space="preserve">articles split into multiple chunks. Median chunk length was 155 tokens, maximum chunk length was 503 tokens, and no chunk exceeded 700 tokens. The closed-corpus workflow and index audit are shown in</w:delText>
         </w:r>
       </w:del>
-      <w:ins w:id="460036" w:author="Manuscript revision" w:date="2026-10-26T17:00:00Z">
+      <w:ins w:id="11000113" w:author="Manuscript revision" w:date="2026-10-31T14:37:14.740718+00:00">
         <w:r>
           <w:rPr>
             <w:rFonts w:ascii="Arial" w:hAnsi="Arial" w:eastAsia="Arial" w:cs="Arial"/>
@@ -3447,7 +3506,7 @@
         </w:rPr>
         <w:t xml:space="preserve"> Figure </w:t>
       </w:r>
-      <w:del w:id="460037" w:author="Manuscript revision" w:date="2026-10-26T17:00:00Z">
+      <w:del w:id="11000114" w:author="Manuscript revision" w:date="2026-10-31T14:37:14.740731+00:00">
         <w:r>
           <w:rPr>
             <w:rFonts w:ascii="Arial" w:hAnsi="Arial" w:eastAsia="Arial" w:cs="Arial"/>
@@ -3456,7 +3515,7 @@
           <w:delText xml:space="preserve">1.</w:delText>
         </w:r>
       </w:del>
-      <w:ins w:id="460038" w:author="Manuscript revision" w:date="2026-10-26T17:00:00Z">
+      <w:ins w:id="11000115" w:author="Manuscript revision" w:date="2026-10-31T14:37:14.740740+00:00">
         <w:r>
           <w:rPr>
             <w:rFonts w:ascii="Arial" w:hAnsi="Arial" w:eastAsia="Arial" w:cs="Arial"/>
@@ -5968,6 +6027,17 @@
             <w:color w:val="000000"/>
           </w:rPr>
           <w:t xml:space="preserve">Combined evidence and instruction comparison. We subsequently tested all 40 frozen development questions, comprising 20 bilingual pairs, under the original saved condition and a combined condition, with three fresh repeats per question and condition (240 generations; S35). The combined condition retained the saved passages, appended manually selected complete relevant archived articles for the 32 answerable or partly answerable questions, and revised partial-answer, refusal, relevance, language and literal-citation instructions. Unanswerable controls received no added passages. Model and temperature remained gemini-3.5-flash-lite and 0.2; the frozen randomized order used seed 2026103101. No external judge or repair calls were made. Full-task assessment used unchanged frozen reference components, missing-detail requirements, language and citation criteria, with local unblinded AI-assisted inspection and no new human rating. Each repeat was scored by bilingual pair. Paired 95% bootstrap intervals resampled the 20 pair IDs 10000 times while retaining both languages, conditions and all repeats. This manually supplemented evidence comparison is a development diagnostic, not an evaluation of an improved retrieval system.</w:t>
+        </w:r>
+      </w:ins>
+    </w:p>
+    <w:p>
+      <w:ins w:id="11000127" w:author="Manuscript revision" w:date="2026-10-31T14:37:14.909177+00:00">
+        <w:r>
+          <w:rPr>
+            <w:rFonts w:ascii="Arial" w:hAnsi="Arial" w:eastAsia="Arial" w:cs="Arial"/>
+            <w:color w:val="000000"/>
+          </w:rPr>
+          <w:t xml:space="preserve">Automatic evidence and residual-failure follow-up. A reference-blind local audit completed selected articles with all indexed sibling chunks and, separately, adjacent articles. Archived reference fragments were evaluated only after selection using normalized word five-gram coverage. A cached reranker trace compared the original English contingency-plan query with a faithful Portuguese translation on the same 100 candidates. We then froze 132 new generations: 120 on all 40 questions with automatic article completion and neighbors, three with a final English cue, six with an exception-scope check, and three with Portuguese-query reranking (S36 and S37). Model, temperature and repeat count remained unchanged. No judge or repair calls were made. Prior S35 answers were historical comparators, not newly randomized controls. Local AI-assisted inspection retained frozen reference components; raw scores and a separate overlay using the repository’s existing deterministic citation formatter were reported separately. The formatter changes citation labels, not answer wording or semantic assessments.</w:t>
         </w:r>
       </w:ins>
     </w:p>
@@ -6002,9 +6072,84 @@
           <w:rFonts w:ascii="Arial" w:hAnsi="Arial" w:eastAsia="Arial" w:cs="Arial"/>
           <w:color w:val="000000"/>
         </w:rPr>
-        <w:t xml:space="preserve">The final index contained six ANVISA documents, 382 detected regulatory articles, and 481 article-level chunks (Figure 1). Most articles were short enough to be represented by one chunk. Long articles were split with overlap to preserve continuity. This mattered because regulatory questions often ask for all items in an article or for a condition that appears after the main rule.</w:t>
-      </w:r>
-      <w:ins w:id="4000278" w:author="Manuscript revision" w:date="2026-10-30T21:39:11.432503+00:00">
+        <w:t xml:space="preserve">The final index contained six ANVISA documents, 382 </w:t>
+      </w:r>
+      <w:del w:id="11000130" w:author="Manuscript revision" w:date="2026-10-31T14:37:14.914013+00:00">
+        <w:r>
+          <w:rPr>
+            <w:rFonts w:ascii="Arial" w:hAnsi="Arial" w:eastAsia="Arial" w:cs="Arial"/>
+            <w:color w:val="000000"/>
+          </w:rPr>
+          <w:delText xml:space="preserve">detected</w:delText>
+        </w:r>
+      </w:del>
+      <w:ins w:id="11000131" w:author="Manuscript revision" w:date="2026-10-31T14:37:14.914025+00:00">
+        <w:r>
+          <w:rPr>
+            <w:rFonts w:ascii="Arial" w:hAnsi="Arial" w:eastAsia="Arial" w:cs="Arial"/>
+            <w:color w:val="000000"/>
+          </w:rPr>
+          <w:t xml:space="preserve">parsed</w:t>
+        </w:r>
+      </w:ins>
+      <w:r>
+        <w:rPr>
+          <w:rFonts w:ascii="Arial" w:hAnsi="Arial" w:eastAsia="Arial" w:cs="Arial"/>
+          <w:color w:val="000000"/>
+        </w:rPr>
+        <w:t xml:space="preserve"> </w:t>
+      </w:r>
+      <w:del w:id="11000132" w:author="Manuscript revision" w:date="2026-10-31T14:37:14.914041+00:00">
+        <w:r>
+          <w:rPr>
+            <w:rFonts w:ascii="Arial" w:hAnsi="Arial" w:eastAsia="Arial" w:cs="Arial"/>
+            <w:color w:val="000000"/>
+          </w:rPr>
+          <w:delText xml:space="preserve">regulatory</w:delText>
+        </w:r>
+      </w:del>
+      <w:ins w:id="11000133" w:author="Manuscript revision" w:date="2026-10-31T14:37:14.914051+00:00">
+        <w:r>
+          <w:rPr>
+            <w:rFonts w:ascii="Arial" w:hAnsi="Arial" w:eastAsia="Arial" w:cs="Arial"/>
+            <w:color w:val="000000"/>
+          </w:rPr>
+          <w:t xml:space="preserve">source</w:t>
+        </w:r>
+      </w:ins>
+      <w:r>
+        <w:rPr>
+          <w:rFonts w:ascii="Arial" w:hAnsi="Arial" w:eastAsia="Arial" w:cs="Arial"/>
+          <w:color w:val="000000"/>
+        </w:rPr>
+        <w:t xml:space="preserve"> </w:t>
+      </w:r>
+      <w:del w:id="11000134" w:author="Manuscript revision" w:date="2026-10-31T14:37:14.914066+00:00">
+        <w:r>
+          <w:rPr>
+            <w:rFonts w:ascii="Arial" w:hAnsi="Arial" w:eastAsia="Arial" w:cs="Arial"/>
+            <w:color w:val="000000"/>
+          </w:rPr>
+          <w:delText xml:space="preserve">articles,</w:delText>
+        </w:r>
+      </w:del>
+      <w:ins w:id="11000135" w:author="Manuscript revision" w:date="2026-10-31T14:37:14.914076+00:00">
+        <w:r>
+          <w:rPr>
+            <w:rFonts w:ascii="Arial" w:hAnsi="Arial" w:eastAsia="Arial" w:cs="Arial"/>
+            <w:color w:val="000000"/>
+          </w:rPr>
+          <w:t xml:space="preserve">records, including six preambles and repeated article labels,</w:t>
+        </w:r>
+      </w:ins>
+      <w:r>
+        <w:rPr>
+          <w:rFonts w:ascii="Arial" w:hAnsi="Arial" w:eastAsia="Arial" w:cs="Arial"/>
+          <w:color w:val="000000"/>
+        </w:rPr>
+        <w:t xml:space="preserve"> and 481 article-level chunks (Figure 1). Most articles were short enough to be represented by one chunk. Long articles were split with overlap to preserve continuity. This mattered because regulatory questions often ask for all items in an article or for a condition that appears after the main rule.</w:t>
+      </w:r>
+      <w:ins w:id="11000136" w:author="Manuscript revision" w:date="2026-10-31T14:37:14.914098+00:00">
         <w:r>
           <w:rPr>
             <w:rFonts w:ascii="Arial" w:hAnsi="Arial" w:eastAsia="Arial" w:cs="Arial"/>
@@ -8264,6 +8409,17 @@
       </w:ins>
     </w:p>
     <w:p>
+      <w:ins w:id="11000128" w:author="Manuscript revision" w:date="2026-10-31T14:37:14.910475+00:00">
+        <w:r>
+          <w:rPr>
+            <w:rFonts w:ascii="Arial" w:hAnsi="Arial" w:eastAsia="Arial" w:cs="Arial"/>
+            <w:color w:val="000000"/>
+          </w:rPr>
+          <w:t xml:space="preserve">The automatic context audit covered all archived reference-fragment wording in 20/32 positive question rows with saved contexts, 26/32 with unconditional article completion and 31/32 with adjacent articles; these are lexical screens, not answer-quality scores. Mean positive-row context length increased from 5748 to 17403 characters. The remaining AV_008 English provision was candidate 46 and reranker rank 6; translating the query to Portuguese moved it to rank 1. All 132 follow-up generations completed in 132 attempts. Automatic-context raw full-task pair counts were 11/20, 10/20 and 12/20 across repeats, with 10/20 pairs passing all repeats. Citation normalization yielded 13/20, 12/20 and 12/20, with 11/20 passing all repeats. Raw format failures fell from 10/120 to zero in that overlay, while six wrong-language outputs remained. The ranking probe recovered the contingency-plan task in 3/3 outputs versus 0/3 controls. The exception-scope probe met frozen task criteria in 5/6 outputs versus 0/6 controls, although pathway-scope qualifications require human confirmation. The final English cue added no language gain: its three responses and all three automatic controls were English, while the frozen certificate-copy component remained omitted. These provisional development outcomes are not human-confirmed improvement estimates.</w:t>
+        </w:r>
+      </w:ins>
+    </w:p>
+    <w:p>
       <w:pPr>
         <w:pStyle w:val="Heading2"/>
       </w:pPr>
@@ -9767,6 +9923,17 @@
             <w:color w:val="000000"/>
           </w:rPr>
           <w:t xml:space="preserve">The combined comparison shows that supplying complete archived clauses and revising instructions can improve full-task performance on known development questions, but it leaves a clear partly answerable failure. The combined answers recovered the seven API-list categories, the low-risk literature requirement and the certificate-validity condition; they still omitted frozen secondary reference components such as the complementary-act deferral, general phase-3 risk framing and certificate-copy requirement. These components are retained for comparability and distinguished from the narrower question content. One Portuguese AV_014 response also omitted the unavailable indexing-database detail. All three combined AV_016 English responses remained Portuguese. Literal citation suffixes persisted, and two combined AV_011 English responses misapplied the product exceptions to requiring phase III studies rather than to comparative design. A Portuguese response also added an unverifiable claim about which chapter details were present. Thus the overall gain does not establish a reliable partial-answer repair. Because relevant complete articles were selected manually and multiple instructions changed together, the experiment cannot identify a repaired retrieval algorithm or separate effects of each change. The interval describes variation across the selected development pairs under provisional inspection; it does not establish independent generalization, human-validated improvement or current-law applicability. No repair was deployed.</w:t>
+        </w:r>
+      </w:ins>
+    </w:p>
+    <w:p>
+      <w:ins w:id="11000129" w:author="Manuscript revision" w:date="2026-10-31T14:37:14.912062+00:00">
+        <w:r>
+          <w:rPr>
+            <w:rFonts w:ascii="Arial" w:hAnsi="Arial" w:eastAsia="Arial" w:cs="Arial"/>
+            <w:color w:val="000000"/>
+          </w:rPr>
+          <w:t xml:space="preserve">Automatic article completion repaired many clause omissions, but larger contexts did not reproduce the manually supplemented S35 performance. The comparison is across batches and changes context composition and metadata rendering, so it does not isolate a causal loss. Cross-language ranking explained the missing contingency-plan provision in the selected case, while the additional English cue showed no incremental benefit. Exception interpretation improved under a generic scope instruction, but a separate source-processing defect remains: the index prefixes RDC 55/2010 Article 41 with inline references to another chapter and sections, while the archived source places it under Chapter IV, the individual-development pathway. The article parser also misses Art 37 without a dot. A local prototype recovered that boundary and corrected the Article 41 heading; it screened 61 boundary or metadata differences but was not deployed or used to rebuild the index. A separately prepared heading-only control remains outside the completed 132-call experiment. The reference-scope audit flags secondary components in AV_013, AV_014 and AV_016 without changing golds or primary scores. Other strict omissions include the successive-renewal wording in one AV_010 answer and the specific-guide component in one AV_012 answer. Human review should distinguish these completeness judgments from unsupported claims and wrong-task answers. In the earlier S35 outputs, the existing citation formatter alone raised combined pair counts to 16/20 in every repeat, including one partly answerable pair; raw S35 scores remain unchanged. These results support specific, limited explanations rather than a fully validated system repair.</w:t>
         </w:r>
       </w:ins>
     </w:p>
